--- a/ฟอร์มรายงานผล/Word/ปรสิตวิทยา/รายงานผล Parasite_feces dog_cat.docx
+++ b/ฟอร์มรายงานผล/Word/ปรสิตวิทยา/รายงานผล Parasite_feces dog_cat.docx
@@ -1,6 +1,6 @@
 
 <file path=word/document.xml><?xml version="1.0" encoding="utf-8"?>
-<w:document xmlns:wpc="http://schemas.microsoft.com/office/word/2010/wordprocessingCanvas" xmlns:cx="http://schemas.microsoft.com/office/drawing/2014/chartex" xmlns:cx1="http://schemas.microsoft.com/office/drawing/2015/9/8/chartex" xmlns:cx2="http://schemas.microsoft.com/office/drawing/2015/10/21/chartex" xmlns:cx3="http://schemas.microsoft.com/office/drawing/2016/5/9/chartex" xmlns:cx4="http://schemas.microsoft.com/office/drawing/2016/5/10/chartex" xmlns:cx5="http://schemas.microsoft.com/office/drawing/2016/5/11/chartex" xmlns:cx6="http://schemas.microsoft.com/office/drawing/2016/5/12/chartex" xmlns:cx7="http://schemas.microsoft.com/office/drawing/2016/5/13/chartex" xmlns:cx8="http://schemas.microsoft.com/office/drawing/2016/5/14/chartex" xmlns:mc="http://schemas.openxmlformats.org/markup-compatibility/2006" xmlns:aink="http://schemas.microsoft.com/office/drawing/2016/ink" xmlns:am3d="http://schemas.microsoft.com/office/drawing/2017/model3d" xmlns:o="urn:schemas-microsoft-com:office:office" xmlns:r="http://schemas.openxmlformats.org/officeDocument/2006/relationships" xmlns:m="http://schemas.openxmlformats.org/officeDocument/2006/math" xmlns:v="urn:schemas-microsoft-com:vml" xmlns:wp14="http://schemas.microsoft.com/office/word/2010/wordprocessingDrawing" xmlns:wp="http://schemas.openxmlformats.org/drawingml/2006/wordprocessingDrawing" xmlns:w10="urn:schemas-microsoft-com:office:word" xmlns:w="http://schemas.openxmlformats.org/wordprocessingml/2006/main" xmlns:w14="http://schemas.microsoft.com/office/word/2010/wordml" xmlns:w15="http://schemas.microsoft.com/office/word/2012/wordml" xmlns:w16cid="http://schemas.microsoft.com/office/word/2016/wordml/cid" xmlns:w16se="http://schemas.microsoft.com/office/word/2015/wordml/symex" xmlns:wpg="http://schemas.microsoft.com/office/word/2010/wordprocessingGroup" xmlns:wpi="http://schemas.microsoft.com/office/word/2010/wordprocessingInk" xmlns:wne="http://schemas.microsoft.com/office/word/2006/wordml" xmlns:wps="http://schemas.microsoft.com/office/word/2010/wordprocessingShape" mc:Ignorable="w14 w15 w16se w16cid wp14">
+<w:document xmlns:wpc="http://schemas.microsoft.com/office/word/2010/wordprocessingCanvas" xmlns:cx="http://schemas.microsoft.com/office/drawing/2014/chartex" xmlns:cx1="http://schemas.microsoft.com/office/drawing/2015/9/8/chartex" xmlns:cx2="http://schemas.microsoft.com/office/drawing/2015/10/21/chartex" xmlns:cx3="http://schemas.microsoft.com/office/drawing/2016/5/9/chartex" xmlns:cx4="http://schemas.microsoft.com/office/drawing/2016/5/10/chartex" xmlns:cx5="http://schemas.microsoft.com/office/drawing/2016/5/11/chartex" xmlns:cx6="http://schemas.microsoft.com/office/drawing/2016/5/12/chartex" xmlns:cx7="http://schemas.microsoft.com/office/drawing/2016/5/13/chartex" xmlns:cx8="http://schemas.microsoft.com/office/drawing/2016/5/14/chartex" xmlns:mc="http://schemas.openxmlformats.org/markup-compatibility/2006" xmlns:aink="http://schemas.microsoft.com/office/drawing/2016/ink" xmlns:am3d="http://schemas.microsoft.com/office/drawing/2017/model3d" xmlns:o="urn:schemas-microsoft-com:office:office" xmlns:oel="http://schemas.microsoft.com/office/2019/extlst" xmlns:r="http://schemas.openxmlformats.org/officeDocument/2006/relationships" xmlns:m="http://schemas.openxmlformats.org/officeDocument/2006/math" xmlns:v="urn:schemas-microsoft-com:vml" xmlns:wp14="http://schemas.microsoft.com/office/word/2010/wordprocessingDrawing" xmlns:wp="http://schemas.openxmlformats.org/drawingml/2006/wordprocessingDrawing" xmlns:w10="urn:schemas-microsoft-com:office:word" xmlns:w="http://schemas.openxmlformats.org/wordprocessingml/2006/main" xmlns:w14="http://schemas.microsoft.com/office/word/2010/wordml" xmlns:w15="http://schemas.microsoft.com/office/word/2012/wordml" xmlns:w16cex="http://schemas.microsoft.com/office/word/2018/wordml/cex" xmlns:w16cid="http://schemas.microsoft.com/office/word/2016/wordml/cid" xmlns:w16="http://schemas.microsoft.com/office/word/2018/wordml" xmlns:w16du="http://schemas.microsoft.com/office/word/2023/wordml/word16du" xmlns:w16sdtdh="http://schemas.microsoft.com/office/word/2020/wordml/sdtdatahash" xmlns:w16sdtfl="http://schemas.microsoft.com/office/word/2024/wordml/sdtformatlock" xmlns:w16se="http://schemas.microsoft.com/office/word/2015/wordml/symex" xmlns:wpg="http://schemas.microsoft.com/office/word/2010/wordprocessingGroup" xmlns:wpi="http://schemas.microsoft.com/office/word/2010/wordprocessingInk" xmlns:wne="http://schemas.microsoft.com/office/word/2006/wordml" xmlns:wps="http://schemas.microsoft.com/office/word/2010/wordprocessingShape" mc:Ignorable="w14 w15 w16se w16cid w16 w16cex w16sdtdh w16sdtfl w16du wp14">
   <w:body>
     <w:tbl>
       <w:tblPr>
@@ -51,39 +51,37 @@
                 <w:szCs w:val="32"/>
                 <w:cs/>
               </w:rPr>
-              <w:t xml:space="preserve">เลขที่รายงาน </w:t>
-            </w:r>
-            <w:r>
-              <w:rPr>
-                <w:rFonts w:ascii="TH SarabunPSK" w:hAnsi="TH SarabunPSK" w:cs="TH SarabunPSK"/>
-                <w:sz w:val="32"/>
-                <w:szCs w:val="32"/>
+              <w:t>เลขที่รายงาน</w:t>
+            </w:r>
+            <w:r>
+              <w:rPr>
+                <w:rFonts w:ascii="TH SarabunPSK" w:hAnsi="TH SarabunPSK" w:cs="TH SarabunPSK"/>
+                <w:b/>
+                <w:bCs/>
+                <w:sz w:val="32"/>
+                <w:szCs w:val="32"/>
+              </w:rPr>
+              <w:t>:</w:t>
+            </w:r>
+            <w:r>
+              <w:rPr>
+                <w:rFonts w:ascii="TH SarabunPSK" w:hAnsi="TH SarabunPSK" w:cs="TH SarabunPSK"/>
+                <w:b/>
+                <w:bCs/>
+                <w:sz w:val="32"/>
+                <w:szCs w:val="32"/>
+                <w:cs/>
               </w:rPr>
               <w:t xml:space="preserve"> </w:t>
             </w:r>
-            <w:sdt>
-              <w:sdtPr>
-                <w:rPr>
-                  <w:rFonts w:ascii="TH SarabunPSK" w:hAnsi="TH SarabunPSK" w:cs="TH SarabunPSK"/>
-                  <w:sz w:val="32"/>
-                  <w:szCs w:val="32"/>
-                </w:rPr>
-                <w:id w:val="-1463577608"/>
-                <w:placeholder>
-                  <w:docPart w:val="D357AFD068364CE0A7AD3FA0D023F255"/>
-                </w:placeholder>
-                <w:showingPlcHdr/>
-              </w:sdtPr>
-              <w:sdtEndPr/>
-              <w:sdtContent>
-                <w:r>
-                  <w:rPr>
-                    <w:rStyle w:val="PlaceholderText"/>
-                  </w:rPr>
-                  <w:t>Click or tap here to enter text.</w:t>
-                </w:r>
-              </w:sdtContent>
-            </w:sdt>
+            <w:r>
+              <w:rPr>
+                <w:rFonts w:ascii="TH SarabunPSK" w:hAnsi="TH SarabunPSK" w:cs="TH SarabunPSK"/>
+                <w:sz w:val="32"/>
+                <w:szCs w:val="32"/>
+              </w:rPr>
+              <w:t xml:space="preserve"> </w:t>
+            </w:r>
           </w:p>
         </w:tc>
         <w:tc>
@@ -112,7 +110,39 @@
                 <w:szCs w:val="32"/>
                 <w:cs/>
               </w:rPr>
-              <w:t xml:space="preserve">เลขที่ตัวอย่าง    </w:t>
+              <w:t>เลขที่ตัวอย่าง</w:t>
+            </w:r>
+            <w:r>
+              <w:rPr>
+                <w:rFonts w:ascii="TH SarabunPSK" w:hAnsi="TH SarabunPSK" w:cs="TH SarabunPSK"/>
+                <w:b/>
+                <w:bCs/>
+                <w:sz w:val="32"/>
+                <w:szCs w:val="32"/>
+              </w:rPr>
+              <w:t>:</w:t>
+            </w:r>
+            <w:r>
+              <w:rPr>
+                <w:rFonts w:ascii="TH SarabunPSK" w:hAnsi="TH SarabunPSK" w:cs="TH SarabunPSK"/>
+                <w:b/>
+                <w:bCs/>
+                <w:sz w:val="32"/>
+                <w:szCs w:val="32"/>
+                <w:cs/>
+              </w:rPr>
+              <w:t xml:space="preserve"> </w:t>
+            </w:r>
+            <w:r>
+              <w:rPr>
+                <w:rFonts w:ascii="TH SarabunPSK" w:hAnsi="TH SarabunPSK" w:cs="TH SarabunPSK"/>
+                <w:b/>
+                <w:bCs/>
+                <w:sz w:val="32"/>
+                <w:szCs w:val="32"/>
+                <w:cs/>
+              </w:rPr>
+              <w:t xml:space="preserve">    </w:t>
             </w:r>
           </w:p>
         </w:tc>
@@ -123,7 +153,6 @@
           </w:tcPr>
           <w:p>
             <w:pPr>
-              <w:jc w:val="right"/>
               <w:rPr>
                 <w:rFonts w:ascii="TH SarabunPSK" w:hAnsi="TH SarabunPSK" w:cs="TH SarabunPSK"/>
                 <w:b/>
@@ -142,7 +171,29 @@
                 <w:szCs w:val="32"/>
                 <w:cs/>
               </w:rPr>
-              <w:t>หน้าที่  ของ</w:t>
+              <w:t xml:space="preserve">หน้าที่ </w:t>
+            </w:r>
+            <w:r>
+              <w:rPr>
+                <w:rFonts w:ascii="TH SarabunPSK" w:hAnsi="TH SarabunPSK" w:cs="TH SarabunPSK" w:hint="cs"/>
+                <w:b/>
+                <w:bCs/>
+                <w:sz w:val="32"/>
+                <w:szCs w:val="32"/>
+                <w:cs/>
+              </w:rPr>
+              <w:t>1</w:t>
+            </w:r>
+            <w:r>
+              <w:rPr>
+                <w:rFonts w:ascii="TH SarabunPSK" w:hAnsi="TH SarabunPSK" w:cs="TH SarabunPSK"/>
+                <w:b/>
+                <w:bCs/>
+                <w:sz w:val="32"/>
+                <w:szCs w:val="32"/>
+                <w:cs/>
+              </w:rPr>
+              <w:t xml:space="preserve"> ของ</w:t>
             </w:r>
             <w:r>
               <w:rPr>
@@ -153,32 +204,6 @@
               </w:rPr>
               <w:t xml:space="preserve"> </w:t>
             </w:r>
-            <w:sdt>
-              <w:sdtPr>
-                <w:rPr>
-                  <w:rFonts w:ascii="TH SarabunPSK" w:hAnsi="TH SarabunPSK" w:cs="TH SarabunPSK"/>
-                  <w:b/>
-                  <w:bCs/>
-                  <w:sz w:val="32"/>
-                  <w:szCs w:val="32"/>
-                  <w:cs/>
-                </w:rPr>
-                <w:id w:val="1651633087"/>
-                <w:placeholder>
-                  <w:docPart w:val="623AF2CA22B842D2AA7557E69BAD6ED5"/>
-                </w:placeholder>
-                <w:showingPlcHdr/>
-              </w:sdtPr>
-              <w:sdtEndPr/>
-              <w:sdtContent>
-                <w:r>
-                  <w:rPr>
-                    <w:rStyle w:val="PlaceholderText"/>
-                  </w:rPr>
-                  <w:t>Click or tap here to enter text.</w:t>
-                </w:r>
-              </w:sdtContent>
-            </w:sdt>
             <w:r>
               <w:rPr>
                 <w:rFonts w:ascii="TH SarabunPSK" w:hAnsi="TH SarabunPSK" w:cs="TH SarabunPSK"/>
@@ -227,51 +252,43 @@
             <w:r>
               <w:rPr>
                 <w:rFonts w:ascii="TH SarabunPSK" w:hAnsi="TH SarabunPSK" w:cs="TH SarabunPSK"/>
-                <w:sz w:val="32"/>
-                <w:szCs w:val="32"/>
-                <w:cs/>
-              </w:rPr>
-              <w:t xml:space="preserve">   </w:t>
-            </w:r>
-            <w:r>
-              <w:rPr>
-                <w:rFonts w:ascii="TH SarabunPSK" w:hAnsi="TH SarabunPSK" w:cs="TH SarabunPSK"/>
                 <w:b/>
                 <w:bCs/>
                 <w:sz w:val="32"/>
                 <w:szCs w:val="32"/>
               </w:rPr>
+              <w:t>:</w:t>
+            </w:r>
+            <w:r>
+              <w:rPr>
+                <w:rFonts w:ascii="TH SarabunPSK" w:hAnsi="TH SarabunPSK" w:cs="TH SarabunPSK"/>
+                <w:b/>
+                <w:bCs/>
+                <w:sz w:val="32"/>
+                <w:szCs w:val="32"/>
+                <w:cs/>
+              </w:rPr>
               <w:t xml:space="preserve"> </w:t>
             </w:r>
-            <w:sdt>
-              <w:sdtPr>
-                <w:rPr>
-                  <w:rFonts w:ascii="TH SarabunPSK" w:hAnsi="TH SarabunPSK" w:cs="TH SarabunPSK"/>
-                  <w:sz w:val="32"/>
-                  <w:szCs w:val="32"/>
-                </w:rPr>
-                <w:id w:val="2109155110"/>
-                <w:placeholder>
-                  <w:docPart w:val="9AD03FC4BAFB4FE19BE7FBFCE28F3DBC"/>
-                </w:placeholder>
-                <w:showingPlcHdr/>
-                <w:date w:fullDate="2025-09-30T00:00:00Z">
-                  <w:dateFormat w:val="dd/MM/bbbb"/>
-                  <w:lid w:val="th-TH"/>
-                  <w:storeMappedDataAs w:val="dateTime"/>
-                  <w:calendar w:val="thai"/>
-                </w:date>
-              </w:sdtPr>
-              <w:sdtEndPr/>
-              <w:sdtContent>
-                <w:r>
-                  <w:rPr>
-                    <w:rStyle w:val="PlaceholderText"/>
-                  </w:rPr>
-                  <w:t>Click or tap to enter a date.</w:t>
-                </w:r>
-              </w:sdtContent>
-            </w:sdt>
+            <w:r>
+              <w:rPr>
+                <w:rFonts w:ascii="TH SarabunPSK" w:hAnsi="TH SarabunPSK" w:cs="TH SarabunPSK"/>
+                <w:sz w:val="32"/>
+                <w:szCs w:val="32"/>
+                <w:cs/>
+              </w:rPr>
+              <w:t xml:space="preserve">   </w:t>
+            </w:r>
+            <w:r>
+              <w:rPr>
+                <w:rFonts w:ascii="TH SarabunPSK" w:hAnsi="TH SarabunPSK" w:cs="TH SarabunPSK"/>
+                <w:b/>
+                <w:bCs/>
+                <w:sz w:val="32"/>
+                <w:szCs w:val="32"/>
+              </w:rPr>
+              <w:t xml:space="preserve"> </w:t>
+            </w:r>
           </w:p>
         </w:tc>
         <w:tc>
@@ -306,6 +323,27 @@
             <w:r>
               <w:rPr>
                 <w:rFonts w:ascii="TH SarabunPSK" w:hAnsi="TH SarabunPSK" w:cs="TH SarabunPSK"/>
+                <w:b/>
+                <w:bCs/>
+                <w:sz w:val="32"/>
+                <w:szCs w:val="32"/>
+              </w:rPr>
+              <w:t>:</w:t>
+            </w:r>
+            <w:r>
+              <w:rPr>
+                <w:rFonts w:ascii="TH SarabunPSK" w:hAnsi="TH SarabunPSK" w:cs="TH SarabunPSK"/>
+                <w:b/>
+                <w:bCs/>
+                <w:sz w:val="32"/>
+                <w:szCs w:val="32"/>
+                <w:cs/>
+              </w:rPr>
+              <w:t xml:space="preserve"> </w:t>
+            </w:r>
+            <w:r>
+              <w:rPr>
+                <w:rFonts w:ascii="TH SarabunPSK" w:hAnsi="TH SarabunPSK" w:cs="TH SarabunPSK"/>
                 <w:sz w:val="32"/>
                 <w:szCs w:val="32"/>
                 <w:cs/>
@@ -320,35 +358,6 @@
               </w:rPr>
               <w:t xml:space="preserve">  </w:t>
             </w:r>
-            <w:sdt>
-              <w:sdtPr>
-                <w:rPr>
-                  <w:rFonts w:ascii="TH SarabunPSK" w:hAnsi="TH SarabunPSK" w:cs="TH SarabunPSK"/>
-                  <w:sz w:val="32"/>
-                  <w:szCs w:val="32"/>
-                </w:rPr>
-                <w:id w:val="624741697"/>
-                <w:placeholder>
-                  <w:docPart w:val="2CE3ED40183E4EA3B839414590CA437A"/>
-                </w:placeholder>
-                <w:showingPlcHdr/>
-                <w:date w:fullDate="2025-10-01T00:00:00Z">
-                  <w:dateFormat w:val="dd/MM/bbbb"/>
-                  <w:lid w:val="th-TH"/>
-                  <w:storeMappedDataAs w:val="dateTime"/>
-                  <w:calendar w:val="thai"/>
-                </w:date>
-              </w:sdtPr>
-              <w:sdtEndPr/>
-              <w:sdtContent>
-                <w:r>
-                  <w:rPr>
-                    <w:rStyle w:val="PlaceholderText"/>
-                  </w:rPr>
-                  <w:t>Click or tap to enter a date.</w:t>
-                </w:r>
-              </w:sdtContent>
-            </w:sdt>
           </w:p>
         </w:tc>
         <w:tc>
@@ -382,6 +391,27 @@
             <w:r>
               <w:rPr>
                 <w:rFonts w:ascii="TH SarabunPSK" w:hAnsi="TH SarabunPSK" w:cs="TH SarabunPSK"/>
+                <w:b/>
+                <w:bCs/>
+                <w:sz w:val="32"/>
+                <w:szCs w:val="32"/>
+              </w:rPr>
+              <w:t>:</w:t>
+            </w:r>
+            <w:r>
+              <w:rPr>
+                <w:rFonts w:ascii="TH SarabunPSK" w:hAnsi="TH SarabunPSK" w:cs="TH SarabunPSK"/>
+                <w:b/>
+                <w:bCs/>
+                <w:sz w:val="32"/>
+                <w:szCs w:val="32"/>
+                <w:cs/>
+              </w:rPr>
+              <w:t xml:space="preserve"> </w:t>
+            </w:r>
+            <w:r>
+              <w:rPr>
+                <w:rFonts w:ascii="TH SarabunPSK" w:hAnsi="TH SarabunPSK" w:cs="TH SarabunPSK"/>
                 <w:sz w:val="32"/>
                 <w:szCs w:val="32"/>
                 <w:cs/>
@@ -396,35 +426,6 @@
               </w:rPr>
               <w:t xml:space="preserve">  </w:t>
             </w:r>
-            <w:sdt>
-              <w:sdtPr>
-                <w:rPr>
-                  <w:rFonts w:ascii="TH SarabunPSK" w:hAnsi="TH SarabunPSK" w:cs="TH SarabunPSK"/>
-                  <w:sz w:val="32"/>
-                  <w:szCs w:val="32"/>
-                </w:rPr>
-                <w:id w:val="-1640871449"/>
-                <w:placeholder>
-                  <w:docPart w:val="493B99F4648648ED823E245D75499D05"/>
-                </w:placeholder>
-                <w:showingPlcHdr/>
-                <w:date w:fullDate="2025-10-02T00:00:00Z">
-                  <w:dateFormat w:val="dd/MM/bbbb"/>
-                  <w:lid w:val="th-TH"/>
-                  <w:storeMappedDataAs w:val="dateTime"/>
-                  <w:calendar w:val="thai"/>
-                </w:date>
-              </w:sdtPr>
-              <w:sdtEndPr/>
-              <w:sdtContent>
-                <w:r>
-                  <w:rPr>
-                    <w:rStyle w:val="PlaceholderText"/>
-                  </w:rPr>
-                  <w:t>Click or tap to enter a date.</w:t>
-                </w:r>
-              </w:sdtContent>
-            </w:sdt>
           </w:p>
         </w:tc>
       </w:tr>
@@ -966,8 +967,6 @@
                 <w:szCs w:val="24"/>
               </w:rPr>
             </w:pPr>
-            <w:bookmarkStart w:id="0" w:name="_GoBack"/>
-            <w:bookmarkEnd w:id="0"/>
             <w:r>
               <w:rPr>
                 <w:rFonts w:ascii="TH SarabunPSK" w:hAnsi="TH SarabunPSK" w:cs="TH SarabunPSK"/>
@@ -1034,25 +1033,7 @@
                 <w:sz w:val="24"/>
                 <w:szCs w:val="24"/>
               </w:rPr>
-              <w:t xml:space="preserve">  </w:t>
-            </w:r>
-            <w:proofErr w:type="gramStart"/>
-            <w:r>
-              <w:rPr>
-                <w:rFonts w:ascii="TH SarabunPSK" w:hAnsi="TH SarabunPSK" w:cs="TH SarabunPSK"/>
-                <w:sz w:val="24"/>
-                <w:szCs w:val="24"/>
-              </w:rPr>
-              <w:t xml:space="preserve">  :</w:t>
-            </w:r>
-            <w:proofErr w:type="gramEnd"/>
-            <w:r>
-              <w:rPr>
-                <w:rFonts w:ascii="TH SarabunPSK" w:hAnsi="TH SarabunPSK" w:cs="TH SarabunPSK"/>
-                <w:sz w:val="24"/>
-                <w:szCs w:val="24"/>
-              </w:rPr>
-              <w:t xml:space="preserve"> NF     1–10 egg/</w:t>
+              <w:t xml:space="preserve">    : NF     1–10 egg/</w:t>
             </w:r>
             <w:r>
               <w:rPr>
@@ -1441,7 +1422,6 @@
                   <w:docPart w:val="56530370E4E34E2CA451925B366CAB12"/>
                 </w:placeholder>
               </w:sdtPr>
-              <w:sdtEndPr/>
               <w:sdtContent>
                 <w:r>
                   <w:rPr>
@@ -1519,7 +1499,6 @@
                   <w:docPart w:val="F4C8533BEAA24D8AAD8ECEDA388368E4"/>
                 </w:placeholder>
               </w:sdtPr>
-              <w:sdtEndPr/>
               <w:sdtContent>
                 <w:r>
                   <w:rPr>
@@ -1645,7 +1624,7 @@
 </file>
 
 <file path=word/endnotes.xml><?xml version="1.0" encoding="utf-8"?>
-<w:endnotes xmlns:wpc="http://schemas.microsoft.com/office/word/2010/wordprocessingCanvas" xmlns:cx="http://schemas.microsoft.com/office/drawing/2014/chartex" xmlns:cx1="http://schemas.microsoft.com/office/drawing/2015/9/8/chartex" xmlns:cx2="http://schemas.microsoft.com/office/drawing/2015/10/21/chartex" xmlns:cx3="http://schemas.microsoft.com/office/drawing/2016/5/9/chartex" xmlns:cx4="http://schemas.microsoft.com/office/drawing/2016/5/10/chartex" xmlns:cx5="http://schemas.microsoft.com/office/drawing/2016/5/11/chartex" xmlns:cx6="http://schemas.microsoft.com/office/drawing/2016/5/12/chartex" xmlns:cx7="http://schemas.microsoft.com/office/drawing/2016/5/13/chartex" xmlns:cx8="http://schemas.microsoft.com/office/drawing/2016/5/14/chartex" xmlns:mc="http://schemas.openxmlformats.org/markup-compatibility/2006" xmlns:aink="http://schemas.microsoft.com/office/drawing/2016/ink" xmlns:am3d="http://schemas.microsoft.com/office/drawing/2017/model3d" xmlns:o="urn:schemas-microsoft-com:office:office" xmlns:r="http://schemas.openxmlformats.org/officeDocument/2006/relationships" xmlns:m="http://schemas.openxmlformats.org/officeDocument/2006/math" xmlns:v="urn:schemas-microsoft-com:vml" xmlns:wp14="http://schemas.microsoft.com/office/word/2010/wordprocessingDrawing" xmlns:wp="http://schemas.openxmlformats.org/drawingml/2006/wordprocessingDrawing" xmlns:w10="urn:schemas-microsoft-com:office:word" xmlns:w="http://schemas.openxmlformats.org/wordprocessingml/2006/main" xmlns:w14="http://schemas.microsoft.com/office/word/2010/wordml" xmlns:w15="http://schemas.microsoft.com/office/word/2012/wordml" xmlns:w16cid="http://schemas.microsoft.com/office/word/2016/wordml/cid" xmlns:w16se="http://schemas.microsoft.com/office/word/2015/wordml/symex" xmlns:wpg="http://schemas.microsoft.com/office/word/2010/wordprocessingGroup" xmlns:wpi="http://schemas.microsoft.com/office/word/2010/wordprocessingInk" xmlns:wne="http://schemas.microsoft.com/office/word/2006/wordml" xmlns:wps="http://schemas.microsoft.com/office/word/2010/wordprocessingShape" mc:Ignorable="w14 w15 w16se w16cid wp14">
+<w:endnotes xmlns:wpc="http://schemas.microsoft.com/office/word/2010/wordprocessingCanvas" xmlns:cx="http://schemas.microsoft.com/office/drawing/2014/chartex" xmlns:cx1="http://schemas.microsoft.com/office/drawing/2015/9/8/chartex" xmlns:cx2="http://schemas.microsoft.com/office/drawing/2015/10/21/chartex" xmlns:cx3="http://schemas.microsoft.com/office/drawing/2016/5/9/chartex" xmlns:cx4="http://schemas.microsoft.com/office/drawing/2016/5/10/chartex" xmlns:cx5="http://schemas.microsoft.com/office/drawing/2016/5/11/chartex" xmlns:cx6="http://schemas.microsoft.com/office/drawing/2016/5/12/chartex" xmlns:cx7="http://schemas.microsoft.com/office/drawing/2016/5/13/chartex" xmlns:cx8="http://schemas.microsoft.com/office/drawing/2016/5/14/chartex" xmlns:mc="http://schemas.openxmlformats.org/markup-compatibility/2006" xmlns:aink="http://schemas.microsoft.com/office/drawing/2016/ink" xmlns:am3d="http://schemas.microsoft.com/office/drawing/2017/model3d" xmlns:o="urn:schemas-microsoft-com:office:office" xmlns:oel="http://schemas.microsoft.com/office/2019/extlst" xmlns:r="http://schemas.openxmlformats.org/officeDocument/2006/relationships" xmlns:m="http://schemas.openxmlformats.org/officeDocument/2006/math" xmlns:v="urn:schemas-microsoft-com:vml" xmlns:wp14="http://schemas.microsoft.com/office/word/2010/wordprocessingDrawing" xmlns:wp="http://schemas.openxmlformats.org/drawingml/2006/wordprocessingDrawing" xmlns:w10="urn:schemas-microsoft-com:office:word" xmlns:w="http://schemas.openxmlformats.org/wordprocessingml/2006/main" xmlns:w14="http://schemas.microsoft.com/office/word/2010/wordml" xmlns:w15="http://schemas.microsoft.com/office/word/2012/wordml" xmlns:w16cex="http://schemas.microsoft.com/office/word/2018/wordml/cex" xmlns:w16cid="http://schemas.microsoft.com/office/word/2016/wordml/cid" xmlns:w16="http://schemas.microsoft.com/office/word/2018/wordml" xmlns:w16du="http://schemas.microsoft.com/office/word/2023/wordml/word16du" xmlns:w16sdtdh="http://schemas.microsoft.com/office/word/2020/wordml/sdtdatahash" xmlns:w16sdtfl="http://schemas.microsoft.com/office/word/2024/wordml/sdtformatlock" xmlns:w16se="http://schemas.microsoft.com/office/word/2015/wordml/symex" xmlns:wpg="http://schemas.microsoft.com/office/word/2010/wordprocessingGroup" xmlns:wpi="http://schemas.microsoft.com/office/word/2010/wordprocessingInk" xmlns:wne="http://schemas.microsoft.com/office/word/2006/wordml" xmlns:wps="http://schemas.microsoft.com/office/word/2010/wordprocessingShape" mc:Ignorable="w14 w15 w16se w16cid w16 w16cex w16sdtdh w16sdtfl w16du wp14">
   <w:endnote w:type="separator" w:id="-1">
     <w:p>
       <w:r>
@@ -1664,7 +1643,7 @@
 </file>
 
 <file path=word/footer1.xml><?xml version="1.0" encoding="utf-8"?>
-<w:ftr xmlns:wpc="http://schemas.microsoft.com/office/word/2010/wordprocessingCanvas" xmlns:cx="http://schemas.microsoft.com/office/drawing/2014/chartex" xmlns:cx1="http://schemas.microsoft.com/office/drawing/2015/9/8/chartex" xmlns:cx2="http://schemas.microsoft.com/office/drawing/2015/10/21/chartex" xmlns:cx3="http://schemas.microsoft.com/office/drawing/2016/5/9/chartex" xmlns:cx4="http://schemas.microsoft.com/office/drawing/2016/5/10/chartex" xmlns:cx5="http://schemas.microsoft.com/office/drawing/2016/5/11/chartex" xmlns:cx6="http://schemas.microsoft.com/office/drawing/2016/5/12/chartex" xmlns:cx7="http://schemas.microsoft.com/office/drawing/2016/5/13/chartex" xmlns:cx8="http://schemas.microsoft.com/office/drawing/2016/5/14/chartex" xmlns:mc="http://schemas.openxmlformats.org/markup-compatibility/2006" xmlns:aink="http://schemas.microsoft.com/office/drawing/2016/ink" xmlns:am3d="http://schemas.microsoft.com/office/drawing/2017/model3d" xmlns:o="urn:schemas-microsoft-com:office:office" xmlns:r="http://schemas.openxmlformats.org/officeDocument/2006/relationships" xmlns:m="http://schemas.openxmlformats.org/officeDocument/2006/math" xmlns:v="urn:schemas-microsoft-com:vml" xmlns:wp14="http://schemas.microsoft.com/office/word/2010/wordprocessingDrawing" xmlns:wp="http://schemas.openxmlformats.org/drawingml/2006/wordprocessingDrawing" xmlns:w10="urn:schemas-microsoft-com:office:word" xmlns:w="http://schemas.openxmlformats.org/wordprocessingml/2006/main" xmlns:w14="http://schemas.microsoft.com/office/word/2010/wordml" xmlns:w15="http://schemas.microsoft.com/office/word/2012/wordml" xmlns:w16cid="http://schemas.microsoft.com/office/word/2016/wordml/cid" xmlns:w16se="http://schemas.microsoft.com/office/word/2015/wordml/symex" xmlns:wpg="http://schemas.microsoft.com/office/word/2010/wordprocessingGroup" xmlns:wpi="http://schemas.microsoft.com/office/word/2010/wordprocessingInk" xmlns:wne="http://schemas.microsoft.com/office/word/2006/wordml" xmlns:wps="http://schemas.microsoft.com/office/word/2010/wordprocessingShape" mc:Ignorable="w14 w15 w16se w16cid wp14">
+<w:ftr xmlns:wpc="http://schemas.microsoft.com/office/word/2010/wordprocessingCanvas" xmlns:cx="http://schemas.microsoft.com/office/drawing/2014/chartex" xmlns:cx1="http://schemas.microsoft.com/office/drawing/2015/9/8/chartex" xmlns:cx2="http://schemas.microsoft.com/office/drawing/2015/10/21/chartex" xmlns:cx3="http://schemas.microsoft.com/office/drawing/2016/5/9/chartex" xmlns:cx4="http://schemas.microsoft.com/office/drawing/2016/5/10/chartex" xmlns:cx5="http://schemas.microsoft.com/office/drawing/2016/5/11/chartex" xmlns:cx6="http://schemas.microsoft.com/office/drawing/2016/5/12/chartex" xmlns:cx7="http://schemas.microsoft.com/office/drawing/2016/5/13/chartex" xmlns:cx8="http://schemas.microsoft.com/office/drawing/2016/5/14/chartex" xmlns:mc="http://schemas.openxmlformats.org/markup-compatibility/2006" xmlns:aink="http://schemas.microsoft.com/office/drawing/2016/ink" xmlns:am3d="http://schemas.microsoft.com/office/drawing/2017/model3d" xmlns:o="urn:schemas-microsoft-com:office:office" xmlns:oel="http://schemas.microsoft.com/office/2019/extlst" xmlns:r="http://schemas.openxmlformats.org/officeDocument/2006/relationships" xmlns:m="http://schemas.openxmlformats.org/officeDocument/2006/math" xmlns:v="urn:schemas-microsoft-com:vml" xmlns:wp14="http://schemas.microsoft.com/office/word/2010/wordprocessingDrawing" xmlns:wp="http://schemas.openxmlformats.org/drawingml/2006/wordprocessingDrawing" xmlns:w10="urn:schemas-microsoft-com:office:word" xmlns:w="http://schemas.openxmlformats.org/wordprocessingml/2006/main" xmlns:w14="http://schemas.microsoft.com/office/word/2010/wordml" xmlns:w15="http://schemas.microsoft.com/office/word/2012/wordml" xmlns:w16cex="http://schemas.microsoft.com/office/word/2018/wordml/cex" xmlns:w16cid="http://schemas.microsoft.com/office/word/2016/wordml/cid" xmlns:w16="http://schemas.microsoft.com/office/word/2018/wordml" xmlns:w16du="http://schemas.microsoft.com/office/word/2023/wordml/word16du" xmlns:w16sdtdh="http://schemas.microsoft.com/office/word/2020/wordml/sdtdatahash" xmlns:w16sdtfl="http://schemas.microsoft.com/office/word/2024/wordml/sdtformatlock" xmlns:w16se="http://schemas.microsoft.com/office/word/2015/wordml/symex" xmlns:wpg="http://schemas.microsoft.com/office/word/2010/wordprocessingGroup" xmlns:wpi="http://schemas.microsoft.com/office/word/2010/wordprocessingInk" xmlns:wne="http://schemas.microsoft.com/office/word/2006/wordml" xmlns:wps="http://schemas.microsoft.com/office/word/2010/wordprocessingShape" mc:Ignorable="w14 w15 w16se w16cid w16 w16cex w16sdtdh w16sdtfl w16du wp14">
   <w:p>
     <w:pPr>
       <w:keepNext/>
@@ -1798,7 +1777,7 @@
 </file>
 
 <file path=word/footnotes.xml><?xml version="1.0" encoding="utf-8"?>
-<w:footnotes xmlns:wpc="http://schemas.microsoft.com/office/word/2010/wordprocessingCanvas" xmlns:cx="http://schemas.microsoft.com/office/drawing/2014/chartex" xmlns:cx1="http://schemas.microsoft.com/office/drawing/2015/9/8/chartex" xmlns:cx2="http://schemas.microsoft.com/office/drawing/2015/10/21/chartex" xmlns:cx3="http://schemas.microsoft.com/office/drawing/2016/5/9/chartex" xmlns:cx4="http://schemas.microsoft.com/office/drawing/2016/5/10/chartex" xmlns:cx5="http://schemas.microsoft.com/office/drawing/2016/5/11/chartex" xmlns:cx6="http://schemas.microsoft.com/office/drawing/2016/5/12/chartex" xmlns:cx7="http://schemas.microsoft.com/office/drawing/2016/5/13/chartex" xmlns:cx8="http://schemas.microsoft.com/office/drawing/2016/5/14/chartex" xmlns:mc="http://schemas.openxmlformats.org/markup-compatibility/2006" xmlns:aink="http://schemas.microsoft.com/office/drawing/2016/ink" xmlns:am3d="http://schemas.microsoft.com/office/drawing/2017/model3d" xmlns:o="urn:schemas-microsoft-com:office:office" xmlns:r="http://schemas.openxmlformats.org/officeDocument/2006/relationships" xmlns:m="http://schemas.openxmlformats.org/officeDocument/2006/math" xmlns:v="urn:schemas-microsoft-com:vml" xmlns:wp14="http://schemas.microsoft.com/office/word/2010/wordprocessingDrawing" xmlns:wp="http://schemas.openxmlformats.org/drawingml/2006/wordprocessingDrawing" xmlns:w10="urn:schemas-microsoft-com:office:word" xmlns:w="http://schemas.openxmlformats.org/wordprocessingml/2006/main" xmlns:w14="http://schemas.microsoft.com/office/word/2010/wordml" xmlns:w15="http://schemas.microsoft.com/office/word/2012/wordml" xmlns:w16cid="http://schemas.microsoft.com/office/word/2016/wordml/cid" xmlns:w16se="http://schemas.microsoft.com/office/word/2015/wordml/symex" xmlns:wpg="http://schemas.microsoft.com/office/word/2010/wordprocessingGroup" xmlns:wpi="http://schemas.microsoft.com/office/word/2010/wordprocessingInk" xmlns:wne="http://schemas.microsoft.com/office/word/2006/wordml" xmlns:wps="http://schemas.microsoft.com/office/word/2010/wordprocessingShape" mc:Ignorable="w14 w15 w16se w16cid wp14">
+<w:footnotes xmlns:wpc="http://schemas.microsoft.com/office/word/2010/wordprocessingCanvas" xmlns:cx="http://schemas.microsoft.com/office/drawing/2014/chartex" xmlns:cx1="http://schemas.microsoft.com/office/drawing/2015/9/8/chartex" xmlns:cx2="http://schemas.microsoft.com/office/drawing/2015/10/21/chartex" xmlns:cx3="http://schemas.microsoft.com/office/drawing/2016/5/9/chartex" xmlns:cx4="http://schemas.microsoft.com/office/drawing/2016/5/10/chartex" xmlns:cx5="http://schemas.microsoft.com/office/drawing/2016/5/11/chartex" xmlns:cx6="http://schemas.microsoft.com/office/drawing/2016/5/12/chartex" xmlns:cx7="http://schemas.microsoft.com/office/drawing/2016/5/13/chartex" xmlns:cx8="http://schemas.microsoft.com/office/drawing/2016/5/14/chartex" xmlns:mc="http://schemas.openxmlformats.org/markup-compatibility/2006" xmlns:aink="http://schemas.microsoft.com/office/drawing/2016/ink" xmlns:am3d="http://schemas.microsoft.com/office/drawing/2017/model3d" xmlns:o="urn:schemas-microsoft-com:office:office" xmlns:oel="http://schemas.microsoft.com/office/2019/extlst" xmlns:r="http://schemas.openxmlformats.org/officeDocument/2006/relationships" xmlns:m="http://schemas.openxmlformats.org/officeDocument/2006/math" xmlns:v="urn:schemas-microsoft-com:vml" xmlns:wp14="http://schemas.microsoft.com/office/word/2010/wordprocessingDrawing" xmlns:wp="http://schemas.openxmlformats.org/drawingml/2006/wordprocessingDrawing" xmlns:w10="urn:schemas-microsoft-com:office:word" xmlns:w="http://schemas.openxmlformats.org/wordprocessingml/2006/main" xmlns:w14="http://schemas.microsoft.com/office/word/2010/wordml" xmlns:w15="http://schemas.microsoft.com/office/word/2012/wordml" xmlns:w16cex="http://schemas.microsoft.com/office/word/2018/wordml/cex" xmlns:w16cid="http://schemas.microsoft.com/office/word/2016/wordml/cid" xmlns:w16="http://schemas.microsoft.com/office/word/2018/wordml" xmlns:w16du="http://schemas.microsoft.com/office/word/2023/wordml/word16du" xmlns:w16sdtdh="http://schemas.microsoft.com/office/word/2020/wordml/sdtdatahash" xmlns:w16sdtfl="http://schemas.microsoft.com/office/word/2024/wordml/sdtformatlock" xmlns:w16se="http://schemas.microsoft.com/office/word/2015/wordml/symex" xmlns:wpg="http://schemas.microsoft.com/office/word/2010/wordprocessingGroup" xmlns:wpi="http://schemas.microsoft.com/office/word/2010/wordprocessingInk" xmlns:wne="http://schemas.microsoft.com/office/word/2006/wordml" xmlns:wps="http://schemas.microsoft.com/office/word/2010/wordprocessingShape" mc:Ignorable="w14 w15 w16se w16cid w16 w16cex w16sdtdh w16sdtfl w16du wp14">
   <w:footnote w:type="separator" w:id="-1">
     <w:p>
       <w:r>
@@ -1817,7 +1796,7 @@
 </file>
 
 <file path=word/header1.xml><?xml version="1.0" encoding="utf-8"?>
-<w:hdr xmlns:wpc="http://schemas.microsoft.com/office/word/2010/wordprocessingCanvas" xmlns:cx="http://schemas.microsoft.com/office/drawing/2014/chartex" xmlns:cx1="http://schemas.microsoft.com/office/drawing/2015/9/8/chartex" xmlns:cx2="http://schemas.microsoft.com/office/drawing/2015/10/21/chartex" xmlns:cx3="http://schemas.microsoft.com/office/drawing/2016/5/9/chartex" xmlns:cx4="http://schemas.microsoft.com/office/drawing/2016/5/10/chartex" xmlns:cx5="http://schemas.microsoft.com/office/drawing/2016/5/11/chartex" xmlns:cx6="http://schemas.microsoft.com/office/drawing/2016/5/12/chartex" xmlns:cx7="http://schemas.microsoft.com/office/drawing/2016/5/13/chartex" xmlns:cx8="http://schemas.microsoft.com/office/drawing/2016/5/14/chartex" xmlns:mc="http://schemas.openxmlformats.org/markup-compatibility/2006" xmlns:aink="http://schemas.microsoft.com/office/drawing/2016/ink" xmlns:am3d="http://schemas.microsoft.com/office/drawing/2017/model3d" xmlns:o="urn:schemas-microsoft-com:office:office" xmlns:r="http://schemas.openxmlformats.org/officeDocument/2006/relationships" xmlns:m="http://schemas.openxmlformats.org/officeDocument/2006/math" xmlns:v="urn:schemas-microsoft-com:vml" xmlns:wp14="http://schemas.microsoft.com/office/word/2010/wordprocessingDrawing" xmlns:wp="http://schemas.openxmlformats.org/drawingml/2006/wordprocessingDrawing" xmlns:w10="urn:schemas-microsoft-com:office:word" xmlns:w="http://schemas.openxmlformats.org/wordprocessingml/2006/main" xmlns:w14="http://schemas.microsoft.com/office/word/2010/wordml" xmlns:w15="http://schemas.microsoft.com/office/word/2012/wordml" xmlns:w16cid="http://schemas.microsoft.com/office/word/2016/wordml/cid" xmlns:w16se="http://schemas.microsoft.com/office/word/2015/wordml/symex" xmlns:wpg="http://schemas.microsoft.com/office/word/2010/wordprocessingGroup" xmlns:wpi="http://schemas.microsoft.com/office/word/2010/wordprocessingInk" xmlns:wne="http://schemas.microsoft.com/office/word/2006/wordml" xmlns:wps="http://schemas.microsoft.com/office/word/2010/wordprocessingShape" mc:Ignorable="w14 w15 w16se w16cid wp14">
+<w:hdr xmlns:wpc="http://schemas.microsoft.com/office/word/2010/wordprocessingCanvas" xmlns:cx="http://schemas.microsoft.com/office/drawing/2014/chartex" xmlns:cx1="http://schemas.microsoft.com/office/drawing/2015/9/8/chartex" xmlns:cx2="http://schemas.microsoft.com/office/drawing/2015/10/21/chartex" xmlns:cx3="http://schemas.microsoft.com/office/drawing/2016/5/9/chartex" xmlns:cx4="http://schemas.microsoft.com/office/drawing/2016/5/10/chartex" xmlns:cx5="http://schemas.microsoft.com/office/drawing/2016/5/11/chartex" xmlns:cx6="http://schemas.microsoft.com/office/drawing/2016/5/12/chartex" xmlns:cx7="http://schemas.microsoft.com/office/drawing/2016/5/13/chartex" xmlns:cx8="http://schemas.microsoft.com/office/drawing/2016/5/14/chartex" xmlns:mc="http://schemas.openxmlformats.org/markup-compatibility/2006" xmlns:aink="http://schemas.microsoft.com/office/drawing/2016/ink" xmlns:am3d="http://schemas.microsoft.com/office/drawing/2017/model3d" xmlns:o="urn:schemas-microsoft-com:office:office" xmlns:oel="http://schemas.microsoft.com/office/2019/extlst" xmlns:r="http://schemas.openxmlformats.org/officeDocument/2006/relationships" xmlns:m="http://schemas.openxmlformats.org/officeDocument/2006/math" xmlns:v="urn:schemas-microsoft-com:vml" xmlns:wp14="http://schemas.microsoft.com/office/word/2010/wordprocessingDrawing" xmlns:wp="http://schemas.openxmlformats.org/drawingml/2006/wordprocessingDrawing" xmlns:w10="urn:schemas-microsoft-com:office:word" xmlns:w="http://schemas.openxmlformats.org/wordprocessingml/2006/main" xmlns:w14="http://schemas.microsoft.com/office/word/2010/wordml" xmlns:w15="http://schemas.microsoft.com/office/word/2012/wordml" xmlns:w16cex="http://schemas.microsoft.com/office/word/2018/wordml/cex" xmlns:w16cid="http://schemas.microsoft.com/office/word/2016/wordml/cid" xmlns:w16="http://schemas.microsoft.com/office/word/2018/wordml" xmlns:w16du="http://schemas.microsoft.com/office/word/2023/wordml/word16du" xmlns:w16sdtdh="http://schemas.microsoft.com/office/word/2020/wordml/sdtdatahash" xmlns:w16sdtfl="http://schemas.microsoft.com/office/word/2024/wordml/sdtformatlock" xmlns:w16se="http://schemas.microsoft.com/office/word/2015/wordml/symex" xmlns:wpg="http://schemas.microsoft.com/office/word/2010/wordprocessingGroup" xmlns:wpi="http://schemas.microsoft.com/office/word/2010/wordprocessingInk" xmlns:wne="http://schemas.microsoft.com/office/word/2006/wordml" xmlns:wps="http://schemas.microsoft.com/office/word/2010/wordprocessingShape" mc:Ignorable="w14 w15 w16se w16cid w16 w16cex w16sdtdh w16sdtfl w16du wp14">
   <w:p>
     <w:pPr>
       <w:pStyle w:val="Header"/>
@@ -1846,7 +1825,7 @@
           <v:path o:extrusionok="f" gradientshapeok="t" o:connecttype="rect"/>
           <o:lock v:ext="edit" aspectratio="t"/>
         </v:shapetype>
-        <v:shape id="WordPictureWatermark31032579" o:spid="_x0000_s2050" type="#_x0000_t75" style="position:absolute;margin-left:0;margin-top:0;width:450.15pt;height:416.3pt;z-index:-251659776;mso-position-horizontal:center;mso-position-horizontal-relative:margin;mso-position-vertical:center;mso-position-vertical-relative:margin" o:allowincell="f">
+        <v:shape id="WordPictureWatermark31032579" o:spid="_x0000_s1026" type="#_x0000_t75" style="position:absolute;margin-left:0;margin-top:0;width:450.15pt;height:416.3pt;z-index:-251659776;mso-position-horizontal:center;mso-position-horizontal-relative:margin;mso-position-vertical:center;mso-position-vertical-relative:margin" o:allowincell="f">
           <v:imagedata r:id="rId1" o:title="1 (1)" gain="19661f" blacklevel="22938f"/>
           <w10:wrap anchorx="margin" anchory="margin"/>
         </v:shape>
@@ -1857,7 +1836,7 @@
 </file>
 
 <file path=word/header2.xml><?xml version="1.0" encoding="utf-8"?>
-<w:hdr xmlns:wpc="http://schemas.microsoft.com/office/word/2010/wordprocessingCanvas" xmlns:cx="http://schemas.microsoft.com/office/drawing/2014/chartex" xmlns:cx1="http://schemas.microsoft.com/office/drawing/2015/9/8/chartex" xmlns:cx2="http://schemas.microsoft.com/office/drawing/2015/10/21/chartex" xmlns:cx3="http://schemas.microsoft.com/office/drawing/2016/5/9/chartex" xmlns:cx4="http://schemas.microsoft.com/office/drawing/2016/5/10/chartex" xmlns:cx5="http://schemas.microsoft.com/office/drawing/2016/5/11/chartex" xmlns:cx6="http://schemas.microsoft.com/office/drawing/2016/5/12/chartex" xmlns:cx7="http://schemas.microsoft.com/office/drawing/2016/5/13/chartex" xmlns:cx8="http://schemas.microsoft.com/office/drawing/2016/5/14/chartex" xmlns:mc="http://schemas.openxmlformats.org/markup-compatibility/2006" xmlns:aink="http://schemas.microsoft.com/office/drawing/2016/ink" xmlns:am3d="http://schemas.microsoft.com/office/drawing/2017/model3d" xmlns:o="urn:schemas-microsoft-com:office:office" xmlns:r="http://schemas.openxmlformats.org/officeDocument/2006/relationships" xmlns:m="http://schemas.openxmlformats.org/officeDocument/2006/math" xmlns:v="urn:schemas-microsoft-com:vml" xmlns:wp14="http://schemas.microsoft.com/office/word/2010/wordprocessingDrawing" xmlns:wp="http://schemas.openxmlformats.org/drawingml/2006/wordprocessingDrawing" xmlns:w10="urn:schemas-microsoft-com:office:word" xmlns:w="http://schemas.openxmlformats.org/wordprocessingml/2006/main" xmlns:w14="http://schemas.microsoft.com/office/word/2010/wordml" xmlns:w15="http://schemas.microsoft.com/office/word/2012/wordml" xmlns:w16cid="http://schemas.microsoft.com/office/word/2016/wordml/cid" xmlns:w16se="http://schemas.microsoft.com/office/word/2015/wordml/symex" xmlns:wpg="http://schemas.microsoft.com/office/word/2010/wordprocessingGroup" xmlns:wpi="http://schemas.microsoft.com/office/word/2010/wordprocessingInk" xmlns:wne="http://schemas.microsoft.com/office/word/2006/wordml" xmlns:wps="http://schemas.microsoft.com/office/word/2010/wordprocessingShape" mc:Ignorable="w14 w15 w16se w16cid wp14">
+<w:hdr xmlns:wpc="http://schemas.microsoft.com/office/word/2010/wordprocessingCanvas" xmlns:cx="http://schemas.microsoft.com/office/drawing/2014/chartex" xmlns:cx1="http://schemas.microsoft.com/office/drawing/2015/9/8/chartex" xmlns:cx2="http://schemas.microsoft.com/office/drawing/2015/10/21/chartex" xmlns:cx3="http://schemas.microsoft.com/office/drawing/2016/5/9/chartex" xmlns:cx4="http://schemas.microsoft.com/office/drawing/2016/5/10/chartex" xmlns:cx5="http://schemas.microsoft.com/office/drawing/2016/5/11/chartex" xmlns:cx6="http://schemas.microsoft.com/office/drawing/2016/5/12/chartex" xmlns:cx7="http://schemas.microsoft.com/office/drawing/2016/5/13/chartex" xmlns:cx8="http://schemas.microsoft.com/office/drawing/2016/5/14/chartex" xmlns:mc="http://schemas.openxmlformats.org/markup-compatibility/2006" xmlns:aink="http://schemas.microsoft.com/office/drawing/2016/ink" xmlns:am3d="http://schemas.microsoft.com/office/drawing/2017/model3d" xmlns:o="urn:schemas-microsoft-com:office:office" xmlns:oel="http://schemas.microsoft.com/office/2019/extlst" xmlns:r="http://schemas.openxmlformats.org/officeDocument/2006/relationships" xmlns:m="http://schemas.openxmlformats.org/officeDocument/2006/math" xmlns:v="urn:schemas-microsoft-com:vml" xmlns:wp14="http://schemas.microsoft.com/office/word/2010/wordprocessingDrawing" xmlns:wp="http://schemas.openxmlformats.org/drawingml/2006/wordprocessingDrawing" xmlns:w10="urn:schemas-microsoft-com:office:word" xmlns:w="http://schemas.openxmlformats.org/wordprocessingml/2006/main" xmlns:w14="http://schemas.microsoft.com/office/word/2010/wordml" xmlns:w15="http://schemas.microsoft.com/office/word/2012/wordml" xmlns:w16cex="http://schemas.microsoft.com/office/word/2018/wordml/cex" xmlns:w16cid="http://schemas.microsoft.com/office/word/2016/wordml/cid" xmlns:w16="http://schemas.microsoft.com/office/word/2018/wordml" xmlns:w16du="http://schemas.microsoft.com/office/word/2023/wordml/word16du" xmlns:w16sdtdh="http://schemas.microsoft.com/office/word/2020/wordml/sdtdatahash" xmlns:w16sdtfl="http://schemas.microsoft.com/office/word/2024/wordml/sdtformatlock" xmlns:w16se="http://schemas.microsoft.com/office/word/2015/wordml/symex" xmlns:wpg="http://schemas.microsoft.com/office/word/2010/wordprocessingGroup" xmlns:wpi="http://schemas.microsoft.com/office/word/2010/wordprocessingInk" xmlns:wne="http://schemas.microsoft.com/office/word/2006/wordml" xmlns:wps="http://schemas.microsoft.com/office/word/2010/wordprocessingShape" mc:Ignorable="w14 w15 w16se w16cid w16 w16cex w16sdtdh w16sdtfl w16du wp14">
   <w:p>
     <w:pPr>
       <w:pStyle w:val="Header"/>
@@ -1896,7 +1875,7 @@
           <v:path o:extrusionok="f" gradientshapeok="t" o:connecttype="rect"/>
           <o:lock v:ext="edit" aspectratio="t"/>
         </v:shapetype>
-        <v:shape id="WordPictureWatermark31032580" o:spid="_x0000_s2051" type="#_x0000_t75" style="position:absolute;left:0;text-align:left;margin-left:0;margin-top:0;width:450.15pt;height:416.3pt;z-index:-251658752;mso-position-horizontal:center;mso-position-horizontal-relative:margin;mso-position-vertical:center;mso-position-vertical-relative:margin" o:allowincell="f">
+        <v:shape id="WordPictureWatermark31032580" o:spid="_x0000_s1027" type="#_x0000_t75" style="position:absolute;left:0;text-align:left;margin-left:0;margin-top:0;width:450.15pt;height:416.3pt;z-index:-251658752;mso-position-horizontal:center;mso-position-horizontal-relative:margin;mso-position-vertical:center;mso-position-vertical-relative:margin" o:allowincell="f">
           <v:imagedata r:id="rId1" o:title="1 (1)" gain="19661f" blacklevel="22938f"/>
           <w10:wrap anchorx="margin" anchory="margin"/>
         </v:shape>
@@ -1963,7 +1942,7 @@
 </file>
 
 <file path=word/header3.xml><?xml version="1.0" encoding="utf-8"?>
-<w:hdr xmlns:wpc="http://schemas.microsoft.com/office/word/2010/wordprocessingCanvas" xmlns:cx="http://schemas.microsoft.com/office/drawing/2014/chartex" xmlns:cx1="http://schemas.microsoft.com/office/drawing/2015/9/8/chartex" xmlns:cx2="http://schemas.microsoft.com/office/drawing/2015/10/21/chartex" xmlns:cx3="http://schemas.microsoft.com/office/drawing/2016/5/9/chartex" xmlns:cx4="http://schemas.microsoft.com/office/drawing/2016/5/10/chartex" xmlns:cx5="http://schemas.microsoft.com/office/drawing/2016/5/11/chartex" xmlns:cx6="http://schemas.microsoft.com/office/drawing/2016/5/12/chartex" xmlns:cx7="http://schemas.microsoft.com/office/drawing/2016/5/13/chartex" xmlns:cx8="http://schemas.microsoft.com/office/drawing/2016/5/14/chartex" xmlns:mc="http://schemas.openxmlformats.org/markup-compatibility/2006" xmlns:aink="http://schemas.microsoft.com/office/drawing/2016/ink" xmlns:am3d="http://schemas.microsoft.com/office/drawing/2017/model3d" xmlns:o="urn:schemas-microsoft-com:office:office" xmlns:r="http://schemas.openxmlformats.org/officeDocument/2006/relationships" xmlns:m="http://schemas.openxmlformats.org/officeDocument/2006/math" xmlns:v="urn:schemas-microsoft-com:vml" xmlns:wp14="http://schemas.microsoft.com/office/word/2010/wordprocessingDrawing" xmlns:wp="http://schemas.openxmlformats.org/drawingml/2006/wordprocessingDrawing" xmlns:w10="urn:schemas-microsoft-com:office:word" xmlns:w="http://schemas.openxmlformats.org/wordprocessingml/2006/main" xmlns:w14="http://schemas.microsoft.com/office/word/2010/wordml" xmlns:w15="http://schemas.microsoft.com/office/word/2012/wordml" xmlns:w16cid="http://schemas.microsoft.com/office/word/2016/wordml/cid" xmlns:w16se="http://schemas.microsoft.com/office/word/2015/wordml/symex" xmlns:wpg="http://schemas.microsoft.com/office/word/2010/wordprocessingGroup" xmlns:wpi="http://schemas.microsoft.com/office/word/2010/wordprocessingInk" xmlns:wne="http://schemas.microsoft.com/office/word/2006/wordml" xmlns:wps="http://schemas.microsoft.com/office/word/2010/wordprocessingShape" mc:Ignorable="w14 w15 w16se w16cid wp14">
+<w:hdr xmlns:wpc="http://schemas.microsoft.com/office/word/2010/wordprocessingCanvas" xmlns:cx="http://schemas.microsoft.com/office/drawing/2014/chartex" xmlns:cx1="http://schemas.microsoft.com/office/drawing/2015/9/8/chartex" xmlns:cx2="http://schemas.microsoft.com/office/drawing/2015/10/21/chartex" xmlns:cx3="http://schemas.microsoft.com/office/drawing/2016/5/9/chartex" xmlns:cx4="http://schemas.microsoft.com/office/drawing/2016/5/10/chartex" xmlns:cx5="http://schemas.microsoft.com/office/drawing/2016/5/11/chartex" xmlns:cx6="http://schemas.microsoft.com/office/drawing/2016/5/12/chartex" xmlns:cx7="http://schemas.microsoft.com/office/drawing/2016/5/13/chartex" xmlns:cx8="http://schemas.microsoft.com/office/drawing/2016/5/14/chartex" xmlns:mc="http://schemas.openxmlformats.org/markup-compatibility/2006" xmlns:aink="http://schemas.microsoft.com/office/drawing/2016/ink" xmlns:am3d="http://schemas.microsoft.com/office/drawing/2017/model3d" xmlns:o="urn:schemas-microsoft-com:office:office" xmlns:oel="http://schemas.microsoft.com/office/2019/extlst" xmlns:r="http://schemas.openxmlformats.org/officeDocument/2006/relationships" xmlns:m="http://schemas.openxmlformats.org/officeDocument/2006/math" xmlns:v="urn:schemas-microsoft-com:vml" xmlns:wp14="http://schemas.microsoft.com/office/word/2010/wordprocessingDrawing" xmlns:wp="http://schemas.openxmlformats.org/drawingml/2006/wordprocessingDrawing" xmlns:w10="urn:schemas-microsoft-com:office:word" xmlns:w="http://schemas.openxmlformats.org/wordprocessingml/2006/main" xmlns:w14="http://schemas.microsoft.com/office/word/2010/wordml" xmlns:w15="http://schemas.microsoft.com/office/word/2012/wordml" xmlns:w16cex="http://schemas.microsoft.com/office/word/2018/wordml/cex" xmlns:w16cid="http://schemas.microsoft.com/office/word/2016/wordml/cid" xmlns:w16="http://schemas.microsoft.com/office/word/2018/wordml" xmlns:w16du="http://schemas.microsoft.com/office/word/2023/wordml/word16du" xmlns:w16sdtdh="http://schemas.microsoft.com/office/word/2020/wordml/sdtdatahash" xmlns:w16sdtfl="http://schemas.microsoft.com/office/word/2024/wordml/sdtformatlock" xmlns:w16se="http://schemas.microsoft.com/office/word/2015/wordml/symex" xmlns:wpg="http://schemas.microsoft.com/office/word/2010/wordprocessingGroup" xmlns:wpi="http://schemas.microsoft.com/office/word/2010/wordprocessingInk" xmlns:wne="http://schemas.microsoft.com/office/word/2006/wordml" xmlns:wps="http://schemas.microsoft.com/office/word/2010/wordprocessingShape" mc:Ignorable="w14 w15 w16se w16cid w16 w16cex w16sdtdh w16sdtfl w16du wp14">
   <w:p>
     <w:pPr>
       <w:pStyle w:val="Header"/>
@@ -1992,7 +1971,7 @@
           <v:path o:extrusionok="f" gradientshapeok="t" o:connecttype="rect"/>
           <o:lock v:ext="edit" aspectratio="t"/>
         </v:shapetype>
-        <v:shape id="WordPictureWatermark31032578" o:spid="_x0000_s2049" type="#_x0000_t75" style="position:absolute;margin-left:0;margin-top:0;width:450.15pt;height:416.3pt;z-index:-251657728;mso-position-horizontal:center;mso-position-horizontal-relative:margin;mso-position-vertical:center;mso-position-vertical-relative:margin" o:allowincell="f">
+        <v:shape id="WordPictureWatermark31032578" o:spid="_x0000_s1025" type="#_x0000_t75" style="position:absolute;margin-left:0;margin-top:0;width:450.15pt;height:416.3pt;z-index:-251657728;mso-position-horizontal:center;mso-position-horizontal-relative:margin;mso-position-vertical:center;mso-position-vertical-relative:margin" o:allowincell="f">
           <v:imagedata r:id="rId1" o:title="1 (1)" gain="19661f" blacklevel="22938f"/>
           <w10:wrap anchorx="margin" anchory="margin"/>
         </v:shape>
@@ -2003,7 +1982,7 @@
 </file>
 
 <file path=word/styles.xml><?xml version="1.0" encoding="utf-8"?>
-<w:styles xmlns:mc="http://schemas.openxmlformats.org/markup-compatibility/2006" xmlns:r="http://schemas.openxmlformats.org/officeDocument/2006/relationships" xmlns:w="http://schemas.openxmlformats.org/wordprocessingml/2006/main" xmlns:w14="http://schemas.microsoft.com/office/word/2010/wordml" xmlns:w15="http://schemas.microsoft.com/office/word/2012/wordml" xmlns:w16cid="http://schemas.microsoft.com/office/word/2016/wordml/cid" xmlns:w16se="http://schemas.microsoft.com/office/word/2015/wordml/symex" mc:Ignorable="w14 w15 w16se w16cid">
+<w:styles xmlns:mc="http://schemas.openxmlformats.org/markup-compatibility/2006" xmlns:r="http://schemas.openxmlformats.org/officeDocument/2006/relationships" xmlns:w="http://schemas.openxmlformats.org/wordprocessingml/2006/main" xmlns:w14="http://schemas.microsoft.com/office/word/2010/wordml" xmlns:w15="http://schemas.microsoft.com/office/word/2012/wordml" xmlns:w16cex="http://schemas.microsoft.com/office/word/2018/wordml/cex" xmlns:w16cid="http://schemas.microsoft.com/office/word/2016/wordml/cid" xmlns:w16="http://schemas.microsoft.com/office/word/2018/wordml" xmlns:w16du="http://schemas.microsoft.com/office/word/2023/wordml/word16du" xmlns:w16sdtdh="http://schemas.microsoft.com/office/word/2020/wordml/sdtdatahash" xmlns:w16sdtfl="http://schemas.microsoft.com/office/word/2024/wordml/sdtformatlock" xmlns:w16se="http://schemas.microsoft.com/office/word/2015/wordml/symex" mc:Ignorable="w14 w15 w16se w16cid w16 w16cex w16sdtdh w16sdtfl w16du">
   <w:docDefaults>
     <w:rPrDefault>
       <w:rPr>
@@ -2021,7 +2000,7 @@
       </w:pPr>
     </w:pPrDefault>
   </w:docDefaults>
-  <w:latentStyles w:defLockedState="0" w:defUIPriority="99" w:defSemiHidden="0" w:defUnhideWhenUsed="0" w:defQFormat="0" w:count="375">
+  <w:latentStyles w:defLockedState="0" w:defUIPriority="99" w:defSemiHidden="0" w:defUnhideWhenUsed="0" w:defQFormat="0" w:count="376">
     <w:lsdException w:name="Normal" w:uiPriority="0" w:qFormat="1"/>
     <w:lsdException w:name="heading 1" w:uiPriority="9" w:qFormat="1"/>
     <w:lsdException w:name="heading 2" w:semiHidden="1" w:uiPriority="9" w:unhideWhenUsed="1" w:qFormat="1"/>
@@ -2397,6 +2376,7 @@
     <w:lsdException w:name="Smart Hyperlink" w:semiHidden="1" w:unhideWhenUsed="1"/>
     <w:lsdException w:name="Hashtag" w:semiHidden="1" w:unhideWhenUsed="1"/>
     <w:lsdException w:name="Unresolved Mention" w:semiHidden="1" w:unhideWhenUsed="1"/>
+    <w:lsdException w:name="Smart Link" w:semiHidden="1" w:unhideWhenUsed="1"/>
   </w:latentStyles>
   <w:style w:type="paragraph" w:default="1" w:styleId="Normal">
     <w:name w:val="Normal"/>
@@ -2524,153 +2504,8 @@
 </file>
 
 <file path=word/glossary/document.xml><?xml version="1.0" encoding="utf-8"?>
-<w:glossaryDocument xmlns:wpc="http://schemas.microsoft.com/office/word/2010/wordprocessingCanvas" xmlns:cx="http://schemas.microsoft.com/office/drawing/2014/chartex" xmlns:cx1="http://schemas.microsoft.com/office/drawing/2015/9/8/chartex" xmlns:cx2="http://schemas.microsoft.com/office/drawing/2015/10/21/chartex" xmlns:cx3="http://schemas.microsoft.com/office/drawing/2016/5/9/chartex" xmlns:cx4="http://schemas.microsoft.com/office/drawing/2016/5/10/chartex" xmlns:cx5="http://schemas.microsoft.com/office/drawing/2016/5/11/chartex" xmlns:cx6="http://schemas.microsoft.com/office/drawing/2016/5/12/chartex" xmlns:cx7="http://schemas.microsoft.com/office/drawing/2016/5/13/chartex" xmlns:cx8="http://schemas.microsoft.com/office/drawing/2016/5/14/chartex" xmlns:mc="http://schemas.openxmlformats.org/markup-compatibility/2006" xmlns:aink="http://schemas.microsoft.com/office/drawing/2016/ink" xmlns:am3d="http://schemas.microsoft.com/office/drawing/2017/model3d" xmlns:o="urn:schemas-microsoft-com:office:office" xmlns:r="http://schemas.openxmlformats.org/officeDocument/2006/relationships" xmlns:m="http://schemas.openxmlformats.org/officeDocument/2006/math" xmlns:v="urn:schemas-microsoft-com:vml" xmlns:wp14="http://schemas.microsoft.com/office/word/2010/wordprocessingDrawing" xmlns:wp="http://schemas.openxmlformats.org/drawingml/2006/wordprocessingDrawing" xmlns:w10="urn:schemas-microsoft-com:office:word" xmlns:w="http://schemas.openxmlformats.org/wordprocessingml/2006/main" xmlns:w14="http://schemas.microsoft.com/office/word/2010/wordml" xmlns:w15="http://schemas.microsoft.com/office/word/2012/wordml" xmlns:w16cid="http://schemas.microsoft.com/office/word/2016/wordml/cid" xmlns:w16se="http://schemas.microsoft.com/office/word/2015/wordml/symex" xmlns:wpg="http://schemas.microsoft.com/office/word/2010/wordprocessingGroup" xmlns:wpi="http://schemas.microsoft.com/office/word/2010/wordprocessingInk" xmlns:wne="http://schemas.microsoft.com/office/word/2006/wordml" xmlns:wps="http://schemas.microsoft.com/office/word/2010/wordprocessingShape" mc:Ignorable="w14 w15 w16se w16cid wp14">
+<w:glossaryDocument xmlns:wpc="http://schemas.microsoft.com/office/word/2010/wordprocessingCanvas" xmlns:cx="http://schemas.microsoft.com/office/drawing/2014/chartex" xmlns:cx1="http://schemas.microsoft.com/office/drawing/2015/9/8/chartex" xmlns:cx2="http://schemas.microsoft.com/office/drawing/2015/10/21/chartex" xmlns:cx3="http://schemas.microsoft.com/office/drawing/2016/5/9/chartex" xmlns:cx4="http://schemas.microsoft.com/office/drawing/2016/5/10/chartex" xmlns:cx5="http://schemas.microsoft.com/office/drawing/2016/5/11/chartex" xmlns:cx6="http://schemas.microsoft.com/office/drawing/2016/5/12/chartex" xmlns:cx7="http://schemas.microsoft.com/office/drawing/2016/5/13/chartex" xmlns:cx8="http://schemas.microsoft.com/office/drawing/2016/5/14/chartex" xmlns:mc="http://schemas.openxmlformats.org/markup-compatibility/2006" xmlns:aink="http://schemas.microsoft.com/office/drawing/2016/ink" xmlns:am3d="http://schemas.microsoft.com/office/drawing/2017/model3d" xmlns:o="urn:schemas-microsoft-com:office:office" xmlns:oel="http://schemas.microsoft.com/office/2019/extlst" xmlns:r="http://schemas.openxmlformats.org/officeDocument/2006/relationships" xmlns:m="http://schemas.openxmlformats.org/officeDocument/2006/math" xmlns:v="urn:schemas-microsoft-com:vml" xmlns:wp14="http://schemas.microsoft.com/office/word/2010/wordprocessingDrawing" xmlns:wp="http://schemas.openxmlformats.org/drawingml/2006/wordprocessingDrawing" xmlns:w10="urn:schemas-microsoft-com:office:word" xmlns:w="http://schemas.openxmlformats.org/wordprocessingml/2006/main" xmlns:w14="http://schemas.microsoft.com/office/word/2010/wordml" xmlns:w15="http://schemas.microsoft.com/office/word/2012/wordml" xmlns:w16cex="http://schemas.microsoft.com/office/word/2018/wordml/cex" xmlns:w16cid="http://schemas.microsoft.com/office/word/2016/wordml/cid" xmlns:w16="http://schemas.microsoft.com/office/word/2018/wordml" xmlns:w16du="http://schemas.microsoft.com/office/word/2023/wordml/word16du" xmlns:w16sdtdh="http://schemas.microsoft.com/office/word/2020/wordml/sdtdatahash" xmlns:w16sdtfl="http://schemas.microsoft.com/office/word/2024/wordml/sdtformatlock" xmlns:w16se="http://schemas.microsoft.com/office/word/2015/wordml/symex" xmlns:wpg="http://schemas.microsoft.com/office/word/2010/wordprocessingGroup" xmlns:wpi="http://schemas.microsoft.com/office/word/2010/wordprocessingInk" xmlns:wne="http://schemas.microsoft.com/office/word/2006/wordml" xmlns:wps="http://schemas.microsoft.com/office/word/2010/wordprocessingShape" mc:Ignorable="w14 w15 w16se w16cid w16 w16cex w16sdtdh w16sdtfl w16du wp14">
   <w:docParts>
-    <w:docPart>
-      <w:docPartPr>
-        <w:name w:val="D357AFD068364CE0A7AD3FA0D023F255"/>
-        <w:category>
-          <w:name w:val="General"/>
-          <w:gallery w:val="placeholder"/>
-        </w:category>
-        <w:types>
-          <w:type w:val="bbPlcHdr"/>
-        </w:types>
-        <w:behaviors>
-          <w:behavior w:val="content"/>
-        </w:behaviors>
-        <w:guid w:val="{B160B1E3-E62C-4E7D-A8AF-80055E321A8B}"/>
-      </w:docPartPr>
-      <w:docPartBody>
-        <w:p>
-          <w:pPr>
-            <w:pStyle w:val="D357AFD068364CE0A7AD3FA0D023F255"/>
-          </w:pPr>
-          <w:r>
-            <w:rPr>
-              <w:rStyle w:val="PlaceholderText"/>
-            </w:rPr>
-            <w:t>Click or tap here to enter text.</w:t>
-          </w:r>
-        </w:p>
-      </w:docPartBody>
-    </w:docPart>
-    <w:docPart>
-      <w:docPartPr>
-        <w:name w:val="623AF2CA22B842D2AA7557E69BAD6ED5"/>
-        <w:category>
-          <w:name w:val="General"/>
-          <w:gallery w:val="placeholder"/>
-        </w:category>
-        <w:types>
-          <w:type w:val="bbPlcHdr"/>
-        </w:types>
-        <w:behaviors>
-          <w:behavior w:val="content"/>
-        </w:behaviors>
-        <w:guid w:val="{13B22421-25A9-426C-8A42-887543A3D4EB}"/>
-      </w:docPartPr>
-      <w:docPartBody>
-        <w:p>
-          <w:pPr>
-            <w:pStyle w:val="623AF2CA22B842D2AA7557E69BAD6ED5"/>
-          </w:pPr>
-          <w:r>
-            <w:rPr>
-              <w:rStyle w:val="PlaceholderText"/>
-            </w:rPr>
-            <w:t>Click or tap here to enter text.</w:t>
-          </w:r>
-        </w:p>
-      </w:docPartBody>
-    </w:docPart>
-    <w:docPart>
-      <w:docPartPr>
-        <w:name w:val="9AD03FC4BAFB4FE19BE7FBFCE28F3DBC"/>
-        <w:category>
-          <w:name w:val="General"/>
-          <w:gallery w:val="placeholder"/>
-        </w:category>
-        <w:types>
-          <w:type w:val="bbPlcHdr"/>
-        </w:types>
-        <w:behaviors>
-          <w:behavior w:val="content"/>
-        </w:behaviors>
-        <w:guid w:val="{102C5830-B481-492B-91BE-9D24F9FD7AE5}"/>
-      </w:docPartPr>
-      <w:docPartBody>
-        <w:p>
-          <w:pPr>
-            <w:pStyle w:val="9AD03FC4BAFB4FE19BE7FBFCE28F3DBC"/>
-          </w:pPr>
-          <w:r>
-            <w:rPr>
-              <w:rStyle w:val="PlaceholderText"/>
-            </w:rPr>
-            <w:t>Click or tap to enter a date.</w:t>
-          </w:r>
-        </w:p>
-      </w:docPartBody>
-    </w:docPart>
-    <w:docPart>
-      <w:docPartPr>
-        <w:name w:val="2CE3ED40183E4EA3B839414590CA437A"/>
-        <w:category>
-          <w:name w:val="General"/>
-          <w:gallery w:val="placeholder"/>
-        </w:category>
-        <w:types>
-          <w:type w:val="bbPlcHdr"/>
-        </w:types>
-        <w:behaviors>
-          <w:behavior w:val="content"/>
-        </w:behaviors>
-        <w:guid w:val="{5A1D0FA8-1BB2-47A8-A1C7-4D8A0A0CB00A}"/>
-      </w:docPartPr>
-      <w:docPartBody>
-        <w:p>
-          <w:pPr>
-            <w:pStyle w:val="2CE3ED40183E4EA3B839414590CA437A"/>
-          </w:pPr>
-          <w:r>
-            <w:rPr>
-              <w:rStyle w:val="PlaceholderText"/>
-            </w:rPr>
-            <w:t>Click or tap to enter a date.</w:t>
-          </w:r>
-        </w:p>
-      </w:docPartBody>
-    </w:docPart>
-    <w:docPart>
-      <w:docPartPr>
-        <w:name w:val="493B99F4648648ED823E245D75499D05"/>
-        <w:category>
-          <w:name w:val="General"/>
-          <w:gallery w:val="placeholder"/>
-        </w:category>
-        <w:types>
-          <w:type w:val="bbPlcHdr"/>
-        </w:types>
-        <w:behaviors>
-          <w:behavior w:val="content"/>
-        </w:behaviors>
-        <w:guid w:val="{1C624A54-99ED-450E-94E7-C495B167BD57}"/>
-      </w:docPartPr>
-      <w:docPartBody>
-        <w:p>
-          <w:pPr>
-            <w:pStyle w:val="493B99F4648648ED823E245D75499D05"/>
-          </w:pPr>
-          <w:r>
-            <w:rPr>
-              <w:rStyle w:val="PlaceholderText"/>
-            </w:rPr>
-            <w:t>Click or tap to enter a date.</w:t>
-          </w:r>
-        </w:p>
-      </w:docPartBody>
-    </w:docPart>
     <w:docPart>
       <w:docPartPr>
         <w:name w:val="56530370E4E34E2CA451925B366CAB12"/>
@@ -2734,7 +2569,7 @@
 </file>
 
 <file path=word/glossary/fontTable.xml><?xml version="1.0" encoding="utf-8"?>
-<w:fonts xmlns:mc="http://schemas.openxmlformats.org/markup-compatibility/2006" xmlns:r="http://schemas.openxmlformats.org/officeDocument/2006/relationships" xmlns:w="http://schemas.openxmlformats.org/wordprocessingml/2006/main" xmlns:w14="http://schemas.microsoft.com/office/word/2010/wordml" xmlns:w15="http://schemas.microsoft.com/office/word/2012/wordml" xmlns:w16cid="http://schemas.microsoft.com/office/word/2016/wordml/cid" xmlns:w16se="http://schemas.microsoft.com/office/word/2015/wordml/symex" mc:Ignorable="w14 w15 w16se w16cid">
+<w:fonts xmlns:mc="http://schemas.openxmlformats.org/markup-compatibility/2006" xmlns:r="http://schemas.openxmlformats.org/officeDocument/2006/relationships" xmlns:w="http://schemas.openxmlformats.org/wordprocessingml/2006/main" xmlns:w14="http://schemas.microsoft.com/office/word/2010/wordml" xmlns:w15="http://schemas.microsoft.com/office/word/2012/wordml" xmlns:w16cex="http://schemas.microsoft.com/office/word/2018/wordml/cex" xmlns:w16cid="http://schemas.microsoft.com/office/word/2016/wordml/cid" xmlns:w16="http://schemas.microsoft.com/office/word/2018/wordml" xmlns:w16du="http://schemas.microsoft.com/office/word/2023/wordml/word16du" xmlns:w16sdtdh="http://schemas.microsoft.com/office/word/2020/wordml/sdtdatahash" xmlns:w16sdtfl="http://schemas.microsoft.com/office/word/2024/wordml/sdtformatlock" xmlns:w16se="http://schemas.microsoft.com/office/word/2015/wordml/symex" mc:Ignorable="w14 w15 w16se w16cid w16 w16cex w16sdtdh w16sdtfl w16du">
   <w:font w:name="Calibri">
     <w:panose1 w:val="020F0502020204030204"/>
     <w:charset w:val="00"/>
@@ -2757,11 +2592,10 @@
     <w:sig w:usb0="E0002EFF" w:usb1="C000785B" w:usb2="00000009" w:usb3="00000000" w:csb0="000001FF" w:csb1="00000000"/>
   </w:font>
   <w:font w:name="TH SarabunPSK">
-    <w:panose1 w:val="020B0500040200020003"/>
-    <w:charset w:val="00"/>
+    <w:charset w:val="DE"/>
     <w:family w:val="swiss"/>
     <w:pitch w:val="variable"/>
-    <w:sig w:usb0="A100006F" w:usb1="5000205A" w:usb2="00000000" w:usb3="00000000" w:csb0="00010183" w:csb1="00000000"/>
+    <w:sig w:usb0="01000003" w:usb1="00000000" w:usb2="00000000" w:usb3="00000000" w:csb0="00010111" w:csb1="00000000"/>
   </w:font>
   <w:font w:name="Calibri Light">
     <w:panose1 w:val="020F0302020204030204"/>
@@ -2777,11 +2611,23 @@
     <w:pitch w:val="variable"/>
     <w:sig w:usb0="81000003" w:usb1="00000000" w:usb2="00000000" w:usb3="00000000" w:csb0="00010001" w:csb1="00000000"/>
   </w:font>
+  <w:font w:name="Aptos">
+    <w:charset w:val="00"/>
+    <w:family w:val="swiss"/>
+    <w:pitch w:val="variable"/>
+    <w:sig w:usb0="20000287" w:usb1="00000003" w:usb2="00000000" w:usb3="00000000" w:csb0="0000019F" w:csb1="00000000"/>
+  </w:font>
+  <w:font w:name="Aptos Display">
+    <w:charset w:val="00"/>
+    <w:family w:val="swiss"/>
+    <w:pitch w:val="variable"/>
+    <w:sig w:usb0="20000287" w:usb1="00000003" w:usb2="00000000" w:usb3="00000000" w:csb0="0000019F" w:csb1="00000000"/>
+  </w:font>
 </w:fonts>
 </file>
 
 <file path=word/glossary/settings.xml><?xml version="1.0" encoding="utf-8"?>
-<w:settings xmlns:mc="http://schemas.openxmlformats.org/markup-compatibility/2006" xmlns:o="urn:schemas-microsoft-com:office:office" xmlns:r="http://schemas.openxmlformats.org/officeDocument/2006/relationships" xmlns:m="http://schemas.openxmlformats.org/officeDocument/2006/math" xmlns:v="urn:schemas-microsoft-com:vml" xmlns:w10="urn:schemas-microsoft-com:office:word" xmlns:w="http://schemas.openxmlformats.org/wordprocessingml/2006/main" xmlns:w14="http://schemas.microsoft.com/office/word/2010/wordml" xmlns:w15="http://schemas.microsoft.com/office/word/2012/wordml" xmlns:w16cid="http://schemas.microsoft.com/office/word/2016/wordml/cid" xmlns:w16se="http://schemas.microsoft.com/office/word/2015/wordml/symex" xmlns:sl="http://schemas.openxmlformats.org/schemaLibrary/2006/main" mc:Ignorable="w14 w15 w16se w16cid">
+<w:settings xmlns:mc="http://schemas.openxmlformats.org/markup-compatibility/2006" xmlns:o="urn:schemas-microsoft-com:office:office" xmlns:r="http://schemas.openxmlformats.org/officeDocument/2006/relationships" xmlns:m="http://schemas.openxmlformats.org/officeDocument/2006/math" xmlns:v="urn:schemas-microsoft-com:vml" xmlns:w10="urn:schemas-microsoft-com:office:word" xmlns:w="http://schemas.openxmlformats.org/wordprocessingml/2006/main" xmlns:w14="http://schemas.microsoft.com/office/word/2010/wordml" xmlns:w15="http://schemas.microsoft.com/office/word/2012/wordml" xmlns:w16cex="http://schemas.microsoft.com/office/word/2018/wordml/cex" xmlns:w16cid="http://schemas.microsoft.com/office/word/2016/wordml/cid" xmlns:w16="http://schemas.microsoft.com/office/word/2018/wordml" xmlns:w16du="http://schemas.microsoft.com/office/word/2023/wordml/word16du" xmlns:w16sdtdh="http://schemas.microsoft.com/office/word/2020/wordml/sdtdatahash" xmlns:w16sdtfl="http://schemas.microsoft.com/office/word/2024/wordml/sdtformatlock" xmlns:w16se="http://schemas.microsoft.com/office/word/2015/wordml/symex" xmlns:sl="http://schemas.openxmlformats.org/schemaLibrary/2006/main" mc:Ignorable="w14 w15 w16se w16cid w16 w16cex w16sdtdh w16sdtfl w16du">
   <w:view w:val="normal"/>
   <w:defaultTabStop w:val="720"/>
   <w:characterSpacingControl w:val="doNotCompress"/>
@@ -2840,11 +2686,13 @@
     <w:rsid w:val="00B128E4"/>
     <w:rsid w:val="00B16F78"/>
     <w:rsid w:val="00B24E95"/>
+    <w:rsid w:val="00B6179D"/>
     <w:rsid w:val="00B863BE"/>
     <w:rsid w:val="00BB00F2"/>
     <w:rsid w:val="00C00DD0"/>
     <w:rsid w:val="00C33A66"/>
     <w:rsid w:val="00C37A58"/>
+    <w:rsid w:val="00C92391"/>
     <w:rsid w:val="00CD3196"/>
     <w:rsid w:val="00D42874"/>
     <w:rsid w:val="00D578E3"/>
@@ -2880,7 +2728,7 @@
 </file>
 
 <file path=word/glossary/styles.xml><?xml version="1.0" encoding="utf-8"?>
-<w:styles xmlns:mc="http://schemas.openxmlformats.org/markup-compatibility/2006" xmlns:r="http://schemas.openxmlformats.org/officeDocument/2006/relationships" xmlns:w="http://schemas.openxmlformats.org/wordprocessingml/2006/main" xmlns:w14="http://schemas.microsoft.com/office/word/2010/wordml" xmlns:w15="http://schemas.microsoft.com/office/word/2012/wordml" xmlns:w16cid="http://schemas.microsoft.com/office/word/2016/wordml/cid" xmlns:w16se="http://schemas.microsoft.com/office/word/2015/wordml/symex" mc:Ignorable="w14 w15 w16se w16cid">
+<w:styles xmlns:mc="http://schemas.openxmlformats.org/markup-compatibility/2006" xmlns:r="http://schemas.openxmlformats.org/officeDocument/2006/relationships" xmlns:w="http://schemas.openxmlformats.org/wordprocessingml/2006/main" xmlns:w14="http://schemas.microsoft.com/office/word/2010/wordml" xmlns:w15="http://schemas.microsoft.com/office/word/2012/wordml" xmlns:w16cex="http://schemas.microsoft.com/office/word/2018/wordml/cex" xmlns:w16cid="http://schemas.microsoft.com/office/word/2016/wordml/cid" xmlns:w16="http://schemas.microsoft.com/office/word/2018/wordml" xmlns:w16du="http://schemas.microsoft.com/office/word/2023/wordml/word16du" xmlns:w16sdtdh="http://schemas.microsoft.com/office/word/2020/wordml/sdtdatahash" xmlns:w16sdtfl="http://schemas.microsoft.com/office/word/2024/wordml/sdtformatlock" xmlns:w16se="http://schemas.microsoft.com/office/word/2015/wordml/symex" mc:Ignorable="w14 w15 w16se w16cid w16 w16cex w16sdtdh w16sdtfl w16du">
   <w:docDefaults>
     <w:rPrDefault>
       <w:rPr>
@@ -2898,7 +2746,7 @@
       </w:pPr>
     </w:pPrDefault>
   </w:docDefaults>
-  <w:latentStyles w:defLockedState="0" w:defUIPriority="99" w:defSemiHidden="0" w:defUnhideWhenUsed="0" w:defQFormat="0" w:count="375">
+  <w:latentStyles w:defLockedState="0" w:defUIPriority="99" w:defSemiHidden="0" w:defUnhideWhenUsed="0" w:defQFormat="0" w:count="376">
     <w:lsdException w:name="Normal" w:uiPriority="0" w:qFormat="1"/>
     <w:lsdException w:name="heading 1" w:uiPriority="9" w:qFormat="1"/>
     <w:lsdException w:name="heading 2" w:semiHidden="1" w:uiPriority="9" w:unhideWhenUsed="1" w:qFormat="1"/>
@@ -3274,6 +3122,7 @@
     <w:lsdException w:name="Smart Hyperlink" w:semiHidden="1" w:unhideWhenUsed="1"/>
     <w:lsdException w:name="Hashtag" w:semiHidden="1" w:unhideWhenUsed="1"/>
     <w:lsdException w:name="Unresolved Mention" w:semiHidden="1" w:unhideWhenUsed="1"/>
+    <w:lsdException w:name="Smart Link" w:semiHidden="1" w:unhideWhenUsed="1"/>
   </w:latentStyles>
   <w:style w:type="paragraph" w:default="1" w:styleId="Normal">
     <w:name w:val="Normal"/>
@@ -3316,96 +3165,8 @@
       <w:color w:val="808080"/>
     </w:rPr>
   </w:style>
-  <w:style w:type="paragraph" w:customStyle="1" w:styleId="8A1CA22B5F1A40938AD327C9F0C90EF2">
-    <w:name w:val="8A1CA22B5F1A40938AD327C9F0C90EF2"/>
-    <w:rsid w:val="00504B02"/>
-  </w:style>
-  <w:style w:type="paragraph" w:customStyle="1" w:styleId="087670001FD64336B336FD3BCAFE2534">
-    <w:name w:val="087670001FD64336B336FD3BCAFE2534"/>
-    <w:rsid w:val="00504B02"/>
-  </w:style>
-  <w:style w:type="paragraph" w:customStyle="1" w:styleId="6E54BA2BEFB34F0C92D16F2F57735CF8">
-    <w:name w:val="6E54BA2BEFB34F0C92D16F2F57735CF8"/>
-    <w:rsid w:val="00504B02"/>
-  </w:style>
-  <w:style w:type="paragraph" w:customStyle="1" w:styleId="7652843E0B1A415FA35D0396D3B71BAC">
-    <w:name w:val="7652843E0B1A415FA35D0396D3B71BAC"/>
-    <w:rsid w:val="00504B02"/>
-  </w:style>
-  <w:style w:type="paragraph" w:customStyle="1" w:styleId="73AFF68DE0D54A07B42BFA3B21BA660D">
-    <w:name w:val="73AFF68DE0D54A07B42BFA3B21BA660D"/>
-    <w:rsid w:val="00504B02"/>
-  </w:style>
-  <w:style w:type="paragraph" w:customStyle="1" w:styleId="59236248E193490089C589B38A57739E">
-    <w:name w:val="59236248E193490089C589B38A57739E"/>
-    <w:rsid w:val="00504B02"/>
-  </w:style>
-  <w:style w:type="paragraph" w:customStyle="1" w:styleId="AD6741BF60BC480993CD59CE08B0D2B9">
-    <w:name w:val="AD6741BF60BC480993CD59CE08B0D2B9"/>
-    <w:rsid w:val="00504B02"/>
-  </w:style>
-  <w:style w:type="paragraph" w:customStyle="1" w:styleId="830D751D264244C990A53BD2C66C4E2D">
-    <w:name w:val="830D751D264244C990A53BD2C66C4E2D"/>
-    <w:rsid w:val="00504B02"/>
-  </w:style>
-  <w:style w:type="paragraph" w:customStyle="1" w:styleId="F24BBC885E72439087477D2E674610A4">
-    <w:name w:val="F24BBC885E72439087477D2E674610A4"/>
-    <w:rsid w:val="00556875"/>
-    <w:rPr>
-      <w:kern w:val="0"/>
-      <w14:ligatures w14:val="none"/>
-    </w:rPr>
-  </w:style>
-  <w:style w:type="paragraph" w:customStyle="1" w:styleId="5163C6D61D2A476FBA736CBC94A24DDC">
-    <w:name w:val="5163C6D61D2A476FBA736CBC94A24DDC"/>
-    <w:rsid w:val="00556875"/>
-    <w:rPr>
-      <w:kern w:val="0"/>
-      <w14:ligatures w14:val="none"/>
-    </w:rPr>
-  </w:style>
-  <w:style w:type="paragraph" w:customStyle="1" w:styleId="249148EC5AE440B3B4A66A6452618DBD">
-    <w:name w:val="249148EC5AE440B3B4A66A6452618DBD"/>
-    <w:rsid w:val="00556875"/>
-    <w:rPr>
-      <w:kern w:val="0"/>
-      <w14:ligatures w14:val="none"/>
-    </w:rPr>
-  </w:style>
-  <w:style w:type="paragraph" w:customStyle="1" w:styleId="7105EF07029C4E60A6F7A0200D95EE8F">
-    <w:name w:val="7105EF07029C4E60A6F7A0200D95EE8F"/>
-    <w:rsid w:val="00556875"/>
-    <w:rPr>
-      <w:kern w:val="0"/>
-      <w14:ligatures w14:val="none"/>
-    </w:rPr>
-  </w:style>
-  <w:style w:type="paragraph" w:customStyle="1" w:styleId="B84DC5A45F92412095951B9652F925A9">
-    <w:name w:val="B84DC5A45F92412095951B9652F925A9"/>
-    <w:rsid w:val="00556875"/>
-    <w:rPr>
-      <w:kern w:val="0"/>
-      <w14:ligatures w14:val="none"/>
-    </w:rPr>
-  </w:style>
-  <w:style w:type="paragraph" w:customStyle="1" w:styleId="5F9C50268750409084021209F10261A8">
-    <w:name w:val="5F9C50268750409084021209F10261A8"/>
-    <w:rsid w:val="0045041C"/>
-    <w:rPr>
-      <w:kern w:val="0"/>
-      <w14:ligatures w14:val="none"/>
-    </w:rPr>
-  </w:style>
   <w:style w:type="paragraph" w:customStyle="1" w:styleId="D357AFD068364CE0A7AD3FA0D023F255">
     <w:name w:val="D357AFD068364CE0A7AD3FA0D023F255"/>
-    <w:rsid w:val="0037348A"/>
-    <w:rPr>
-      <w:kern w:val="0"/>
-      <w14:ligatures w14:val="none"/>
-    </w:rPr>
-  </w:style>
-  <w:style w:type="paragraph" w:customStyle="1" w:styleId="1806E0F6542E46A0B719EEC45F0CBBCE">
-    <w:name w:val="1806E0F6542E46A0B719EEC45F0CBBCE"/>
     <w:rsid w:val="0037348A"/>
     <w:rPr>
       <w:kern w:val="0"/>
@@ -3444,246 +3205,6 @@
       <w14:ligatures w14:val="none"/>
     </w:rPr>
   </w:style>
-  <w:style w:type="paragraph" w:customStyle="1" w:styleId="42CB5E0069F84D388CF7A238F0DD98F7">
-    <w:name w:val="42CB5E0069F84D388CF7A238F0DD98F7"/>
-    <w:rsid w:val="0037348A"/>
-    <w:rPr>
-      <w:kern w:val="0"/>
-      <w14:ligatures w14:val="none"/>
-    </w:rPr>
-  </w:style>
-  <w:style w:type="paragraph" w:customStyle="1" w:styleId="49F3A3D812104984BEBD8CE56BDC940F">
-    <w:name w:val="49F3A3D812104984BEBD8CE56BDC940F"/>
-    <w:rsid w:val="0037348A"/>
-    <w:rPr>
-      <w:kern w:val="0"/>
-      <w14:ligatures w14:val="none"/>
-    </w:rPr>
-  </w:style>
-  <w:style w:type="paragraph" w:customStyle="1" w:styleId="838831C66F9D43E2B0332AD330CE1571">
-    <w:name w:val="838831C66F9D43E2B0332AD330CE1571"/>
-    <w:rsid w:val="00875B6F"/>
-    <w:rPr>
-      <w:kern w:val="0"/>
-      <w14:ligatures w14:val="none"/>
-    </w:rPr>
-  </w:style>
-  <w:style w:type="paragraph" w:customStyle="1" w:styleId="251CC50C1581416EADCB9699D20FB798">
-    <w:name w:val="251CC50C1581416EADCB9699D20FB798"/>
-    <w:rsid w:val="00B128E4"/>
-    <w:rPr>
-      <w:kern w:val="0"/>
-      <w14:ligatures w14:val="none"/>
-    </w:rPr>
-  </w:style>
-  <w:style w:type="paragraph" w:customStyle="1" w:styleId="A7D879F898674E509B965F71AFE93243">
-    <w:name w:val="A7D879F898674E509B965F71AFE93243"/>
-    <w:rsid w:val="00B128E4"/>
-    <w:rPr>
-      <w:kern w:val="0"/>
-      <w14:ligatures w14:val="none"/>
-    </w:rPr>
-  </w:style>
-  <w:style w:type="paragraph" w:customStyle="1" w:styleId="4AF1E6D2211F4306851D4261A4305100">
-    <w:name w:val="4AF1E6D2211F4306851D4261A4305100"/>
-    <w:rsid w:val="001A04A5"/>
-    <w:rPr>
-      <w:kern w:val="0"/>
-      <w14:ligatures w14:val="none"/>
-    </w:rPr>
-  </w:style>
-  <w:style w:type="paragraph" w:customStyle="1" w:styleId="07D4746FD2CC48FDA60B5933707681E2">
-    <w:name w:val="07D4746FD2CC48FDA60B5933707681E2"/>
-    <w:rsid w:val="005238AC"/>
-    <w:rPr>
-      <w:kern w:val="0"/>
-      <w14:ligatures w14:val="none"/>
-    </w:rPr>
-  </w:style>
-  <w:style w:type="paragraph" w:customStyle="1" w:styleId="E794AEE9328E45FEAE048A24DD66E412">
-    <w:name w:val="E794AEE9328E45FEAE048A24DD66E412"/>
-    <w:rsid w:val="005238AC"/>
-    <w:rPr>
-      <w:kern w:val="0"/>
-      <w14:ligatures w14:val="none"/>
-    </w:rPr>
-  </w:style>
-  <w:style w:type="paragraph" w:customStyle="1" w:styleId="AF505013288F48D3AB297C9E7C2ECA0C">
-    <w:name w:val="AF505013288F48D3AB297C9E7C2ECA0C"/>
-    <w:rsid w:val="003D22E4"/>
-    <w:rPr>
-      <w:kern w:val="0"/>
-      <w14:ligatures w14:val="none"/>
-    </w:rPr>
-  </w:style>
-  <w:style w:type="paragraph" w:customStyle="1" w:styleId="0EE7C50894BB4F46B06CF0D34918F22C">
-    <w:name w:val="0EE7C50894BB4F46B06CF0D34918F22C"/>
-    <w:rsid w:val="00697A94"/>
-    <w:rPr>
-      <w:kern w:val="0"/>
-      <w14:ligatures w14:val="none"/>
-    </w:rPr>
-  </w:style>
-  <w:style w:type="paragraph" w:customStyle="1" w:styleId="9C8C6471597441BDBF008559829D1C27">
-    <w:name w:val="9C8C6471597441BDBF008559829D1C27"/>
-    <w:rsid w:val="00697A94"/>
-    <w:rPr>
-      <w:kern w:val="0"/>
-      <w14:ligatures w14:val="none"/>
-    </w:rPr>
-  </w:style>
-  <w:style w:type="paragraph" w:customStyle="1" w:styleId="89C90B6B8BB74B29B4427BCA87CB4D27">
-    <w:name w:val="89C90B6B8BB74B29B4427BCA87CB4D27"/>
-    <w:rsid w:val="007C4B15"/>
-    <w:rPr>
-      <w:kern w:val="0"/>
-      <w14:ligatures w14:val="none"/>
-    </w:rPr>
-  </w:style>
-  <w:style w:type="paragraph" w:customStyle="1" w:styleId="F2212BBDD68844388CD096ABF2ABDD3E">
-    <w:name w:val="F2212BBDD68844388CD096ABF2ABDD3E"/>
-    <w:rsid w:val="00D42874"/>
-    <w:rPr>
-      <w:kern w:val="0"/>
-      <w14:ligatures w14:val="none"/>
-    </w:rPr>
-  </w:style>
-  <w:style w:type="paragraph" w:customStyle="1" w:styleId="587E22F0CA9E486489056407ED594637">
-    <w:name w:val="587E22F0CA9E486489056407ED594637"/>
-    <w:rsid w:val="00D42874"/>
-    <w:rPr>
-      <w:kern w:val="0"/>
-      <w14:ligatures w14:val="none"/>
-    </w:rPr>
-  </w:style>
-  <w:style w:type="paragraph" w:customStyle="1" w:styleId="928172C103214E9D9E67AF00B030FCB1">
-    <w:name w:val="928172C103214E9D9E67AF00B030FCB1"/>
-    <w:rsid w:val="009523CF"/>
-    <w:rPr>
-      <w:kern w:val="0"/>
-      <w14:ligatures w14:val="none"/>
-    </w:rPr>
-  </w:style>
-  <w:style w:type="paragraph" w:customStyle="1" w:styleId="40ECE4D0442B48D3826EFBBA2603ADED">
-    <w:name w:val="40ECE4D0442B48D3826EFBBA2603ADED"/>
-    <w:rsid w:val="0095752D"/>
-    <w:rPr>
-      <w:kern w:val="0"/>
-      <w14:ligatures w14:val="none"/>
-    </w:rPr>
-  </w:style>
-  <w:style w:type="paragraph" w:customStyle="1" w:styleId="9CEA7CAAE4CA4019A3857BF4CF0213CE">
-    <w:name w:val="9CEA7CAAE4CA4019A3857BF4CF0213CE"/>
-    <w:rsid w:val="0095752D"/>
-    <w:rPr>
-      <w:kern w:val="0"/>
-      <w14:ligatures w14:val="none"/>
-    </w:rPr>
-  </w:style>
-  <w:style w:type="paragraph" w:customStyle="1" w:styleId="6BDEEB103540458AAC823C903EF0E783">
-    <w:name w:val="6BDEEB103540458AAC823C903EF0E783"/>
-    <w:rsid w:val="0095752D"/>
-    <w:rPr>
-      <w:kern w:val="0"/>
-      <w14:ligatures w14:val="none"/>
-    </w:rPr>
-  </w:style>
-  <w:style w:type="paragraph" w:customStyle="1" w:styleId="1E61CB3768034127AFE2A8DE90C56BAA">
-    <w:name w:val="1E61CB3768034127AFE2A8DE90C56BAA"/>
-    <w:rsid w:val="0095752D"/>
-    <w:rPr>
-      <w:kern w:val="0"/>
-      <w14:ligatures w14:val="none"/>
-    </w:rPr>
-  </w:style>
-  <w:style w:type="paragraph" w:customStyle="1" w:styleId="F7EFE280C841444F9C027D0AFC102632">
-    <w:name w:val="F7EFE280C841444F9C027D0AFC102632"/>
-    <w:rsid w:val="0095752D"/>
-    <w:rPr>
-      <w:kern w:val="0"/>
-      <w14:ligatures w14:val="none"/>
-    </w:rPr>
-  </w:style>
-  <w:style w:type="paragraph" w:customStyle="1" w:styleId="8181D21F9F424E24A88E6750B3D62173">
-    <w:name w:val="8181D21F9F424E24A88E6750B3D62173"/>
-    <w:rsid w:val="0095752D"/>
-    <w:rPr>
-      <w:kern w:val="0"/>
-      <w14:ligatures w14:val="none"/>
-    </w:rPr>
-  </w:style>
-  <w:style w:type="paragraph" w:customStyle="1" w:styleId="13735FB6B0AC498E911B985ECE00AF8F">
-    <w:name w:val="13735FB6B0AC498E911B985ECE00AF8F"/>
-    <w:rsid w:val="0095752D"/>
-    <w:rPr>
-      <w:kern w:val="0"/>
-      <w14:ligatures w14:val="none"/>
-    </w:rPr>
-  </w:style>
-  <w:style w:type="paragraph" w:customStyle="1" w:styleId="803E8B14BB8040BDAFD0F018278C8331">
-    <w:name w:val="803E8B14BB8040BDAFD0F018278C8331"/>
-    <w:rsid w:val="0095752D"/>
-    <w:rPr>
-      <w:kern w:val="0"/>
-      <w14:ligatures w14:val="none"/>
-    </w:rPr>
-  </w:style>
-  <w:style w:type="paragraph" w:customStyle="1" w:styleId="E54DC21B69DD48B7B1DE15930D6101BD">
-    <w:name w:val="E54DC21B69DD48B7B1DE15930D6101BD"/>
-    <w:rsid w:val="0095752D"/>
-    <w:rPr>
-      <w:kern w:val="0"/>
-      <w14:ligatures w14:val="none"/>
-    </w:rPr>
-  </w:style>
-  <w:style w:type="paragraph" w:customStyle="1" w:styleId="AC2C86E67F6B4157812138BDB046729C">
-    <w:name w:val="AC2C86E67F6B4157812138BDB046729C"/>
-    <w:rsid w:val="0095752D"/>
-    <w:rPr>
-      <w:kern w:val="0"/>
-      <w14:ligatures w14:val="none"/>
-    </w:rPr>
-  </w:style>
-  <w:style w:type="paragraph" w:customStyle="1" w:styleId="773AF867C1BE4ACB809890EE1ADB14B4">
-    <w:name w:val="773AF867C1BE4ACB809890EE1ADB14B4"/>
-    <w:rsid w:val="00BB00F2"/>
-    <w:rPr>
-      <w:kern w:val="0"/>
-      <w14:ligatures w14:val="none"/>
-    </w:rPr>
-  </w:style>
-  <w:style w:type="paragraph" w:customStyle="1" w:styleId="C3FFDA0A805D4991A7FFD2232806922B">
-    <w:name w:val="C3FFDA0A805D4991A7FFD2232806922B"/>
-    <w:rsid w:val="00311932"/>
-    <w:rPr>
-      <w:kern w:val="0"/>
-      <w14:ligatures w14:val="none"/>
-    </w:rPr>
-  </w:style>
-  <w:style w:type="paragraph" w:customStyle="1" w:styleId="66D9FFD79D4543FDAC25CD504F50DE29">
-    <w:name w:val="66D9FFD79D4543FDAC25CD504F50DE29"/>
-    <w:rsid w:val="00311932"/>
-    <w:rPr>
-      <w:kern w:val="0"/>
-      <w14:ligatures w14:val="none"/>
-    </w:rPr>
-  </w:style>
-  <w:style w:type="paragraph" w:customStyle="1" w:styleId="ACB5B1D0B6D84A6488C647D51DF9C35B">
-    <w:name w:val="ACB5B1D0B6D84A6488C647D51DF9C35B"/>
-    <w:rsid w:val="00311932"/>
-    <w:rPr>
-      <w:kern w:val="0"/>
-      <w14:ligatures w14:val="none"/>
-    </w:rPr>
-  </w:style>
-  <w:style w:type="paragraph" w:customStyle="1" w:styleId="E1FECDE7ED3B4A1787B1F53BF6CD5825">
-    <w:name w:val="E1FECDE7ED3B4A1787B1F53BF6CD5825"/>
-    <w:rsid w:val="00311932"/>
-    <w:rPr>
-      <w:kern w:val="0"/>
-      <w14:ligatures w14:val="none"/>
-    </w:rPr>
-  </w:style>
   <w:style w:type="paragraph" w:customStyle="1" w:styleId="56530370E4E34E2CA451925B366CAB12">
     <w:name w:val="56530370E4E34E2CA451925B366CAB12"/>
     <w:rsid w:val="00130EEB"/>
@@ -3704,7 +3225,7 @@
 </file>
 
 <file path=word/glossary/webSettings.xml><?xml version="1.0" encoding="utf-8"?>
-<w:webSettings xmlns:mc="http://schemas.openxmlformats.org/markup-compatibility/2006" xmlns:r="http://schemas.openxmlformats.org/officeDocument/2006/relationships" xmlns:w="http://schemas.openxmlformats.org/wordprocessingml/2006/main" xmlns:w14="http://schemas.microsoft.com/office/word/2010/wordml" xmlns:w15="http://schemas.microsoft.com/office/word/2012/wordml" xmlns:w16cid="http://schemas.microsoft.com/office/word/2016/wordml/cid" xmlns:w16se="http://schemas.microsoft.com/office/word/2015/wordml/symex" mc:Ignorable="w14 w15 w16se w16cid">
+<w:webSettings xmlns:mc="http://schemas.openxmlformats.org/markup-compatibility/2006" xmlns:r="http://schemas.openxmlformats.org/officeDocument/2006/relationships" xmlns:w="http://schemas.openxmlformats.org/wordprocessingml/2006/main" xmlns:w14="http://schemas.microsoft.com/office/word/2010/wordml" xmlns:w15="http://schemas.microsoft.com/office/word/2012/wordml" xmlns:w16cex="http://schemas.microsoft.com/office/word/2018/wordml/cex" xmlns:w16cid="http://schemas.microsoft.com/office/word/2016/wordml/cid" xmlns:w16="http://schemas.microsoft.com/office/word/2018/wordml" xmlns:w16du="http://schemas.microsoft.com/office/word/2023/wordml/word16du" xmlns:w16sdtdh="http://schemas.microsoft.com/office/word/2020/wordml/sdtdatahash" xmlns:w16sdtfl="http://schemas.microsoft.com/office/word/2024/wordml/sdtformatlock" xmlns:w16se="http://schemas.microsoft.com/office/word/2015/wordml/symex" mc:Ignorable="w14 w15 w16se w16cid w16 w16cex w16sdtdh w16sdtfl w16du">
   <w:optimizeForBrowser/>
   <w:allowPNG/>
 </w:webSettings>

--- a/ฟอร์มรายงานผล/Word/ปรสิตวิทยา/รายงานผล Parasite_feces dog_cat.docx
+++ b/ฟอร์มรายงานผล/Word/ปรสิตวิทยา/รายงานผล Parasite_feces dog_cat.docx
@@ -44,43 +44,19 @@
             </w:pPr>
             <w:r>
               <w:rPr>
-                <w:rFonts w:ascii="TH SarabunPSK" w:hAnsi="TH SarabunPSK" w:cs="TH SarabunPSK"/>
+                <w:rFonts w:ascii="TH SarabunPSK" w:hAnsi="TH SarabunPSK"/>
                 <w:b/>
                 <w:bCs/>
                 <w:sz w:val="32"/>
-                <w:szCs w:val="32"/>
-                <w:cs/>
-              </w:rPr>
-              <w:t>เลขที่รายงาน</w:t>
-            </w:r>
-            <w:r>
-              <w:rPr>
-                <w:rFonts w:ascii="TH SarabunPSK" w:hAnsi="TH SarabunPSK" w:cs="TH SarabunPSK"/>
-                <w:b/>
-                <w:bCs/>
-                <w:sz w:val="32"/>
-                <w:szCs w:val="32"/>
-              </w:rPr>
-              <w:t>:</w:t>
-            </w:r>
-            <w:r>
-              <w:rPr>
-                <w:rFonts w:ascii="TH SarabunPSK" w:hAnsi="TH SarabunPSK" w:cs="TH SarabunPSK"/>
-                <w:b/>
-                <w:bCs/>
-                <w:sz w:val="32"/>
-                <w:szCs w:val="32"/>
-                <w:cs/>
-              </w:rPr>
-              <w:t xml:space="preserve"> </w:t>
-            </w:r>
-            <w:r>
-              <w:rPr>
-                <w:rFonts w:ascii="TH SarabunPSK" w:hAnsi="TH SarabunPSK" w:cs="TH SarabunPSK"/>
-                <w:sz w:val="32"/>
-                <w:szCs w:val="32"/>
-              </w:rPr>
-              <w:t xml:space="preserve"> </w:t>
+              </w:rPr>
+              <w:t>เลขที่รายงาน:</w:t>
+            </w:r>
+            <w:r>
+              <w:rPr>
+                <w:rFonts w:ascii="TH SarabunPSK" w:hAnsi="TH SarabunPSK"/>
+                <w:sz w:val="32"/>
+              </w:rPr>
+              <w:t xml:space="preserve"> {{เลขที่รายงาน}}</w:t>
             </w:r>
           </w:p>
         </w:tc>
@@ -103,46 +79,19 @@
             </w:pPr>
             <w:r>
               <w:rPr>
-                <w:rFonts w:ascii="TH SarabunPSK" w:hAnsi="TH SarabunPSK" w:cs="TH SarabunPSK"/>
+                <w:rFonts w:ascii="TH SarabunPSK" w:hAnsi="TH SarabunPSK"/>
                 <w:b/>
                 <w:bCs/>
                 <w:sz w:val="32"/>
-                <w:szCs w:val="32"/>
-                <w:cs/>
-              </w:rPr>
-              <w:t>เลขที่ตัวอย่าง</w:t>
-            </w:r>
-            <w:r>
-              <w:rPr>
-                <w:rFonts w:ascii="TH SarabunPSK" w:hAnsi="TH SarabunPSK" w:cs="TH SarabunPSK"/>
-                <w:b/>
-                <w:bCs/>
-                <w:sz w:val="32"/>
-                <w:szCs w:val="32"/>
-              </w:rPr>
-              <w:t>:</w:t>
-            </w:r>
-            <w:r>
-              <w:rPr>
-                <w:rFonts w:ascii="TH SarabunPSK" w:hAnsi="TH SarabunPSK" w:cs="TH SarabunPSK"/>
-                <w:b/>
-                <w:bCs/>
-                <w:sz w:val="32"/>
-                <w:szCs w:val="32"/>
-                <w:cs/>
-              </w:rPr>
-              <w:t xml:space="preserve"> </w:t>
-            </w:r>
-            <w:r>
-              <w:rPr>
-                <w:rFonts w:ascii="TH SarabunPSK" w:hAnsi="TH SarabunPSK" w:cs="TH SarabunPSK"/>
-                <w:b/>
-                <w:bCs/>
-                <w:sz w:val="32"/>
-                <w:szCs w:val="32"/>
-                <w:cs/>
-              </w:rPr>
-              <w:t xml:space="preserve">    </w:t>
+              </w:rPr>
+              <w:t>เลขที่ตัวอย่าง:</w:t>
+            </w:r>
+            <w:r>
+              <w:rPr>
+                <w:rFonts w:ascii="TH SarabunPSK" w:hAnsi="TH SarabunPSK"/>
+                <w:sz w:val="32"/>
+              </w:rPr>
+              <w:t xml:space="preserve"> {{เลขที่ตัวอย่าง}}</w:t>
             </w:r>
           </w:p>
         </w:tc>
@@ -240,54 +189,19 @@
             </w:pPr>
             <w:r>
               <w:rPr>
-                <w:rFonts w:ascii="TH SarabunPSK" w:hAnsi="TH SarabunPSK" w:cs="TH SarabunPSK"/>
+                <w:rFonts w:ascii="TH SarabunPSK" w:hAnsi="TH SarabunPSK"/>
                 <w:b/>
                 <w:bCs/>
                 <w:sz w:val="32"/>
-                <w:szCs w:val="32"/>
-                <w:cs/>
-              </w:rPr>
-              <w:t>วันที่รับตัวอย่าง</w:t>
-            </w:r>
-            <w:r>
-              <w:rPr>
-                <w:rFonts w:ascii="TH SarabunPSK" w:hAnsi="TH SarabunPSK" w:cs="TH SarabunPSK"/>
-                <w:b/>
-                <w:bCs/>
-                <w:sz w:val="32"/>
-                <w:szCs w:val="32"/>
-              </w:rPr>
-              <w:t>:</w:t>
-            </w:r>
-            <w:r>
-              <w:rPr>
-                <w:rFonts w:ascii="TH SarabunPSK" w:hAnsi="TH SarabunPSK" w:cs="TH SarabunPSK"/>
-                <w:b/>
-                <w:bCs/>
-                <w:sz w:val="32"/>
-                <w:szCs w:val="32"/>
-                <w:cs/>
-              </w:rPr>
-              <w:t xml:space="preserve"> </w:t>
-            </w:r>
-            <w:r>
-              <w:rPr>
-                <w:rFonts w:ascii="TH SarabunPSK" w:hAnsi="TH SarabunPSK" w:cs="TH SarabunPSK"/>
-                <w:sz w:val="32"/>
-                <w:szCs w:val="32"/>
-                <w:cs/>
-              </w:rPr>
-              <w:t xml:space="preserve">   </w:t>
-            </w:r>
-            <w:r>
-              <w:rPr>
-                <w:rFonts w:ascii="TH SarabunPSK" w:hAnsi="TH SarabunPSK" w:cs="TH SarabunPSK"/>
-                <w:b/>
-                <w:bCs/>
-                <w:sz w:val="32"/>
-                <w:szCs w:val="32"/>
-              </w:rPr>
-              <w:t xml:space="preserve"> </w:t>
+              </w:rPr>
+              <w:t>วันที่รับตัวอย่าง:</w:t>
+            </w:r>
+            <w:r>
+              <w:rPr>
+                <w:rFonts w:ascii="TH SarabunPSK" w:hAnsi="TH SarabunPSK"/>
+                <w:sz w:val="32"/>
+              </w:rPr>
+              <w:t xml:space="preserve"> {{วันที่รับตัวอย่าง}}</w:t>
             </w:r>
           </w:p>
         </w:tc>
@@ -311,52 +225,19 @@
             </w:pPr>
             <w:r>
               <w:rPr>
-                <w:rFonts w:ascii="TH SarabunPSK" w:hAnsi="TH SarabunPSK" w:cs="TH SarabunPSK"/>
+                <w:rFonts w:ascii="TH SarabunPSK" w:hAnsi="TH SarabunPSK"/>
                 <w:b/>
                 <w:bCs/>
                 <w:sz w:val="32"/>
-                <w:szCs w:val="32"/>
-                <w:cs/>
-              </w:rPr>
-              <w:t>วันที่เริ่มทดสอบ</w:t>
-            </w:r>
-            <w:r>
-              <w:rPr>
-                <w:rFonts w:ascii="TH SarabunPSK" w:hAnsi="TH SarabunPSK" w:cs="TH SarabunPSK"/>
-                <w:b/>
-                <w:bCs/>
-                <w:sz w:val="32"/>
-                <w:szCs w:val="32"/>
-              </w:rPr>
-              <w:t>:</w:t>
-            </w:r>
-            <w:r>
-              <w:rPr>
-                <w:rFonts w:ascii="TH SarabunPSK" w:hAnsi="TH SarabunPSK" w:cs="TH SarabunPSK"/>
-                <w:b/>
-                <w:bCs/>
-                <w:sz w:val="32"/>
-                <w:szCs w:val="32"/>
-                <w:cs/>
-              </w:rPr>
-              <w:t xml:space="preserve"> </w:t>
-            </w:r>
-            <w:r>
-              <w:rPr>
-                <w:rFonts w:ascii="TH SarabunPSK" w:hAnsi="TH SarabunPSK" w:cs="TH SarabunPSK"/>
-                <w:sz w:val="32"/>
-                <w:szCs w:val="32"/>
-                <w:cs/>
-              </w:rPr>
-              <w:t xml:space="preserve">    </w:t>
-            </w:r>
-            <w:r>
-              <w:rPr>
-                <w:rFonts w:ascii="TH SarabunPSK" w:hAnsi="TH SarabunPSK" w:cs="TH SarabunPSK"/>
-                <w:sz w:val="32"/>
-                <w:szCs w:val="32"/>
-              </w:rPr>
-              <w:t xml:space="preserve">  </w:t>
+              </w:rPr>
+              <w:t>วันที่เริ่มทดสอบ:</w:t>
+            </w:r>
+            <w:r>
+              <w:rPr>
+                <w:rFonts w:ascii="TH SarabunPSK" w:hAnsi="TH SarabunPSK"/>
+                <w:sz w:val="32"/>
+              </w:rPr>
+              <w:t xml:space="preserve"> {{วันที่เริ่มทดสอบ}}</w:t>
             </w:r>
           </w:p>
         </w:tc>
@@ -379,52 +260,19 @@
             </w:pPr>
             <w:r>
               <w:rPr>
-                <w:rFonts w:ascii="TH SarabunPSK" w:hAnsi="TH SarabunPSK" w:cs="TH SarabunPSK"/>
+                <w:rFonts w:ascii="TH SarabunPSK" w:hAnsi="TH SarabunPSK"/>
                 <w:b/>
                 <w:bCs/>
                 <w:sz w:val="32"/>
-                <w:szCs w:val="32"/>
-                <w:cs/>
-              </w:rPr>
-              <w:t>วันที่ตอบผล</w:t>
-            </w:r>
-            <w:r>
-              <w:rPr>
-                <w:rFonts w:ascii="TH SarabunPSK" w:hAnsi="TH SarabunPSK" w:cs="TH SarabunPSK"/>
-                <w:b/>
-                <w:bCs/>
-                <w:sz w:val="32"/>
-                <w:szCs w:val="32"/>
-              </w:rPr>
-              <w:t>:</w:t>
-            </w:r>
-            <w:r>
-              <w:rPr>
-                <w:rFonts w:ascii="TH SarabunPSK" w:hAnsi="TH SarabunPSK" w:cs="TH SarabunPSK"/>
-                <w:b/>
-                <w:bCs/>
-                <w:sz w:val="32"/>
-                <w:szCs w:val="32"/>
-                <w:cs/>
+              </w:rPr>
+              <w:t>วันที่ตอบผล:</w:t>
+            </w:r>
+            <w:r>
+              <w:rPr>
+                <w:rFonts w:ascii="TH SarabunPSK" w:hAnsi="TH SarabunPSK"/>
+                <w:sz w:val="32"/>
               </w:rPr>
               <w:t xml:space="preserve"> </w:t>
-            </w:r>
-            <w:r>
-              <w:rPr>
-                <w:rFonts w:ascii="TH SarabunPSK" w:hAnsi="TH SarabunPSK" w:cs="TH SarabunPSK"/>
-                <w:sz w:val="32"/>
-                <w:szCs w:val="32"/>
-                <w:cs/>
-              </w:rPr>
-              <w:t xml:space="preserve">  </w:t>
-            </w:r>
-            <w:r>
-              <w:rPr>
-                <w:rFonts w:ascii="TH SarabunPSK" w:hAnsi="TH SarabunPSK" w:cs="TH SarabunPSK"/>
-                <w:sz w:val="32"/>
-                <w:szCs w:val="32"/>
-              </w:rPr>
-              <w:t xml:space="preserve">  </w:t>
             </w:r>
           </w:p>
         </w:tc>
@@ -505,9 +353,9 @@
             <w:tblGrid>
               <w:gridCol w:w="562"/>
               <w:gridCol w:w="1418"/>
-              <w:gridCol w:w="1134"/>
-              <w:gridCol w:w="1276"/>
-              <w:gridCol w:w="2268"/>
+              <w:gridCol w:w="1417"/>
+              <w:gridCol w:w="1843"/>
+              <w:gridCol w:w="1418"/>
               <w:gridCol w:w="2976"/>
               <w:gridCol w:w="1418"/>
             </w:tblGrid>
@@ -535,7 +383,7 @@
                   <w:r>
                     <w:rPr>
                       <w:rFonts w:ascii="TH SarabunPSK" w:hAnsi="TH SarabunPSK" w:cs="TH SarabunPSK"/>
-                      <w:sz w:val="28"/>
+                      <w:sz w:val="32"/>
                     </w:rPr>
                     <w:t>No.</w:t>
                   </w:r>
@@ -559,7 +407,7 @@
                   <w:r>
                     <w:rPr>
                       <w:rFonts w:ascii="TH SarabunPSK" w:hAnsi="TH SarabunPSK" w:cs="TH SarabunPSK"/>
-                      <w:sz w:val="28"/>
+                      <w:sz w:val="32"/>
                     </w:rPr>
                     <w:t>Animal name</w:t>
                   </w:r>
@@ -567,7 +415,7 @@
               </w:tc>
               <w:tc>
                 <w:tcPr>
-                  <w:tcW w:w="2410" w:type="dxa"/>
+                  <w:tcW w:w="3260" w:type="dxa"/>
                   <w:gridSpan w:val="2"/>
                 </w:tcPr>
                 <w:p>
@@ -583,7 +431,7 @@
                     <w:rPr>
                       <w:rFonts w:ascii="TH SarabunPSK" w:hAnsi="TH SarabunPSK" w:cs="TH SarabunPSK"/>
                       <w:color w:val="403838"/>
-                      <w:sz w:val="28"/>
+                      <w:sz w:val="32"/>
                     </w:rPr>
                     <w:t>Feces characteristics</w:t>
                   </w:r>
@@ -591,7 +439,7 @@
               </w:tc>
               <w:tc>
                 <w:tcPr>
-                  <w:tcW w:w="6662" w:type="dxa"/>
+                  <w:tcW w:w="5812" w:type="dxa"/>
                   <w:gridSpan w:val="3"/>
                 </w:tcPr>
                 <w:p>
@@ -606,7 +454,7 @@
                   <w:r>
                     <w:rPr>
                       <w:rFonts w:ascii="TH SarabunPSK" w:hAnsi="TH SarabunPSK" w:cs="TH SarabunPSK"/>
-                      <w:sz w:val="28"/>
+                      <w:sz w:val="32"/>
                     </w:rPr>
                     <w:t>Parasite in feces</w:t>
                   </w:r>
@@ -652,7 +500,7 @@
               </w:tc>
               <w:tc>
                 <w:tcPr>
-                  <w:tcW w:w="1134" w:type="dxa"/>
+                  <w:tcW w:w="1417" w:type="dxa"/>
                 </w:tcPr>
                 <w:p>
                   <w:pPr>
@@ -663,20 +511,18 @@
                       <w:sz w:val="28"/>
                     </w:rPr>
                   </w:pPr>
-                  <w:proofErr w:type="spellStart"/>
                   <w:r>
                     <w:rPr>
                       <w:rFonts w:ascii="TH SarabunPSK" w:hAnsi="TH SarabunPSK" w:cs="TH SarabunPSK"/>
-                      <w:sz w:val="28"/>
+                      <w:sz w:val="32"/>
                     </w:rPr>
                     <w:t>colour</w:t>
                   </w:r>
-                  <w:proofErr w:type="spellEnd"/>
                 </w:p>
               </w:tc>
               <w:tc>
                 <w:tcPr>
-                  <w:tcW w:w="1276" w:type="dxa"/>
+                  <w:tcW w:w="1843" w:type="dxa"/>
                 </w:tcPr>
                 <w:p>
                   <w:pPr>
@@ -690,7 +536,7 @@
                   <w:r>
                     <w:rPr>
                       <w:rFonts w:ascii="TH SarabunPSK" w:hAnsi="TH SarabunPSK" w:cs="TH SarabunPSK"/>
-                      <w:sz w:val="28"/>
+                      <w:sz w:val="32"/>
                     </w:rPr>
                     <w:t>consistency</w:t>
                   </w:r>
@@ -698,7 +544,7 @@
               </w:tc>
               <w:tc>
                 <w:tcPr>
-                  <w:tcW w:w="2268" w:type="dxa"/>
+                  <w:tcW w:w="1418" w:type="dxa"/>
                 </w:tcPr>
                 <w:p>
                   <w:pPr>
@@ -712,14 +558,14 @@
                   <w:r>
                     <w:rPr>
                       <w:rFonts w:ascii="TH SarabunPSK" w:hAnsi="TH SarabunPSK" w:cs="TH SarabunPSK"/>
-                      <w:sz w:val="28"/>
+                      <w:sz w:val="32"/>
                     </w:rPr>
                     <w:t>Flotation</w:t>
                   </w:r>
                   <w:r>
                     <w:rPr>
                       <w:rFonts w:ascii="TH SarabunPSK" w:hAnsi="TH SarabunPSK" w:cs="TH SarabunPSK"/>
-                      <w:sz w:val="28"/>
+                      <w:sz w:val="32"/>
                     </w:rPr>
                     <w:t>*</w:t>
                   </w:r>
@@ -741,7 +587,7 @@
                   <w:r>
                     <w:rPr>
                       <w:rFonts w:ascii="TH SarabunPSK" w:hAnsi="TH SarabunPSK" w:cs="TH SarabunPSK"/>
-                      <w:sz w:val="28"/>
+                      <w:sz w:val="32"/>
                     </w:rPr>
                     <w:t>Sedimentation</w:t>
                   </w:r>
@@ -758,7 +604,7 @@
                   <w:r>
                     <w:rPr>
                       <w:rFonts w:ascii="TH SarabunPSK" w:hAnsi="TH SarabunPSK" w:cs="TH SarabunPSK" w:hint="cs"/>
-                      <w:sz w:val="28"/>
+                      <w:sz w:val="32"/>
                       <w:cs/>
                     </w:rPr>
                     <w:t>(</w:t>
@@ -766,7 +612,7 @@
                   <w:r>
                     <w:rPr>
                       <w:rFonts w:ascii="TH SarabunPSK" w:hAnsi="TH SarabunPSK" w:cs="TH SarabunPSK"/>
-                      <w:sz w:val="28"/>
+                      <w:sz w:val="32"/>
                     </w:rPr>
                     <w:t>Centrifuge sedimentation)</w:t>
                   </w:r>
@@ -788,7 +634,7 @@
                   <w:r>
                     <w:rPr>
                       <w:rFonts w:ascii="TH SarabunPSK" w:hAnsi="TH SarabunPSK" w:cs="TH SarabunPSK"/>
-                      <w:sz w:val="28"/>
+                      <w:sz w:val="32"/>
                     </w:rPr>
                     <w:t>Other……</w:t>
                   </w:r>
@@ -817,7 +663,7 @@
                   <w:r>
                     <w:rPr>
                       <w:rFonts w:ascii="TH SarabunPSK" w:hAnsi="TH SarabunPSK" w:cs="TH SarabunPSK" w:hint="cs"/>
-                      <w:sz w:val="28"/>
+                      <w:sz w:val="32"/>
                       <w:cs/>
                     </w:rPr>
                     <w:t>1</w:t>
@@ -835,6 +681,8 @@
                     <w:jc w:val="center"/>
                     <w:rPr>
                       <w:rFonts w:ascii="TH SarabunPSK" w:hAnsi="TH SarabunPSK" w:cs="TH SarabunPSK"/>
+                      <w:b/>
+                      <w:bCs/>
                       <w:sz w:val="28"/>
                     </w:rPr>
                   </w:pPr>
@@ -842,7 +690,7 @@
               </w:tc>
               <w:tc>
                 <w:tcPr>
-                  <w:tcW w:w="1134" w:type="dxa"/>
+                  <w:tcW w:w="1417" w:type="dxa"/>
                   <w:vAlign w:val="center"/>
                 </w:tcPr>
                 <w:p>
@@ -851,14 +699,44 @@
                     <w:jc w:val="center"/>
                     <w:rPr>
                       <w:rFonts w:ascii="TH SarabunPSK" w:hAnsi="TH SarabunPSK" w:cs="TH SarabunPSK"/>
+                      <w:b/>
+                      <w:bCs/>
                       <w:sz w:val="28"/>
                     </w:rPr>
                   </w:pPr>
+                  <w:r>
+                    <w:rPr>
+                      <w:rFonts w:ascii="TH SarabunPSK" w:hAnsi="TH SarabunPSK"/>
+                      <w:b/>
+                      <w:bCs/>
+                      <w:sz w:val="32"/>
+                    </w:rPr>
+                    <w:t>{{</w:t>
+                  </w:r>
+                  <w:r>
+                    <w:rPr>
+                      <w:rFonts w:ascii="TH SarabunPSK" w:hAnsi="TH SarabunPSK"/>
+                      <w:b/>
+                      <w:bCs/>
+                      <w:sz w:val="32"/>
+                      <w:szCs w:val="32"/>
+                    </w:rPr>
+                    <w:t>Color</w:t>
+                  </w:r>
+                  <w:r>
+                    <w:rPr>
+                      <w:rFonts w:ascii="TH SarabunPSK" w:hAnsi="TH SarabunPSK"/>
+                      <w:b/>
+                      <w:bCs/>
+                      <w:sz w:val="32"/>
+                    </w:rPr>
+                    <w:t>}}</w:t>
+                  </w:r>
                 </w:p>
               </w:tc>
               <w:tc>
                 <w:tcPr>
-                  <w:tcW w:w="1276" w:type="dxa"/>
+                  <w:tcW w:w="1843" w:type="dxa"/>
                   <w:vAlign w:val="center"/>
                 </w:tcPr>
                 <w:p>
@@ -867,14 +745,44 @@
                     <w:jc w:val="center"/>
                     <w:rPr>
                       <w:rFonts w:ascii="TH SarabunPSK" w:hAnsi="TH SarabunPSK" w:cs="TH SarabunPSK"/>
+                      <w:b/>
+                      <w:bCs/>
                       <w:sz w:val="28"/>
                     </w:rPr>
                   </w:pPr>
+                  <w:r>
+                    <w:rPr>
+                      <w:rFonts w:ascii="TH SarabunPSK" w:hAnsi="TH SarabunPSK"/>
+                      <w:b/>
+                      <w:bCs/>
+                      <w:sz w:val="32"/>
+                    </w:rPr>
+                    <w:t>{{</w:t>
+                  </w:r>
+                  <w:r>
+                    <w:rPr>
+                      <w:rFonts w:ascii="TH SarabunPSK" w:hAnsi="TH SarabunPSK"/>
+                      <w:b/>
+                      <w:bCs/>
+                      <w:sz w:val="32"/>
+                      <w:szCs w:val="32"/>
+                    </w:rPr>
+                    <w:t>Consistency</w:t>
+                  </w:r>
+                  <w:r>
+                    <w:rPr>
+                      <w:rFonts w:ascii="TH SarabunPSK" w:hAnsi="TH SarabunPSK"/>
+                      <w:b/>
+                      <w:bCs/>
+                      <w:sz w:val="32"/>
+                    </w:rPr>
+                    <w:t>}}</w:t>
+                  </w:r>
                 </w:p>
               </w:tc>
               <w:tc>
                 <w:tcPr>
-                  <w:tcW w:w="2268" w:type="dxa"/>
+                  <w:tcW w:w="1418" w:type="dxa"/>
                   <w:vAlign w:val="center"/>
                 </w:tcPr>
                 <w:p>
@@ -882,6 +790,8 @@
                     <w:jc w:val="center"/>
                     <w:rPr>
                       <w:rFonts w:ascii="TH SarabunPSK" w:hAnsi="TH SarabunPSK" w:cs="TH SarabunPSK"/>
+                      <w:b/>
+                      <w:bCs/>
                       <w:sz w:val="28"/>
                     </w:rPr>
                   </w:pPr>
@@ -897,6 +807,8 @@
                     <w:jc w:val="center"/>
                     <w:rPr>
                       <w:rFonts w:ascii="TH SarabunPSK" w:hAnsi="TH SarabunPSK" w:cs="TH SarabunPSK"/>
+                      <w:b/>
+                      <w:bCs/>
                       <w:sz w:val="28"/>
                       <w:cs/>
                     </w:rPr>
@@ -914,6 +826,8 @@
                     <w:jc w:val="center"/>
                     <w:rPr>
                       <w:rFonts w:ascii="TH SarabunPSK" w:hAnsi="TH SarabunPSK" w:cs="TH SarabunPSK"/>
+                      <w:b/>
+                      <w:bCs/>
                       <w:sz w:val="28"/>
                     </w:rPr>
                   </w:pPr>
@@ -970,7 +884,7 @@
             <w:r>
               <w:rPr>
                 <w:rFonts w:ascii="TH SarabunPSK" w:hAnsi="TH SarabunPSK" w:cs="TH SarabunPSK"/>
-                <w:sz w:val="24"/>
+                <w:sz w:val="32"/>
                 <w:szCs w:val="24"/>
                 <w:cs/>
               </w:rPr>
@@ -979,7 +893,7 @@
             <w:r>
               <w:rPr>
                 <w:rFonts w:ascii="TH SarabunPSK" w:hAnsi="TH SarabunPSK" w:cs="TH SarabunPSK"/>
-                <w:sz w:val="24"/>
+                <w:sz w:val="32"/>
                 <w:szCs w:val="24"/>
               </w:rPr>
               <w:t xml:space="preserve">Flotation </w:t>
@@ -987,7 +901,7 @@
             <w:r>
               <w:rPr>
                 <w:rFonts w:ascii="TH SarabunPSK" w:hAnsi="TH SarabunPSK" w:cs="TH SarabunPSK" w:hint="cs"/>
-                <w:sz w:val="24"/>
+                <w:sz w:val="32"/>
                 <w:szCs w:val="24"/>
                 <w:cs/>
               </w:rPr>
@@ -996,7 +910,7 @@
             <w:r>
               <w:rPr>
                 <w:rFonts w:ascii="TH SarabunPSK" w:hAnsi="TH SarabunPSK" w:cs="TH SarabunPSK"/>
-                <w:sz w:val="24"/>
+                <w:sz w:val="32"/>
                 <w:szCs w:val="24"/>
               </w:rPr>
               <w:t>Centrifuge sedimentation :</w:t>
@@ -1013,7 +927,7 @@
             <w:r>
               <w:rPr>
                 <w:rFonts w:ascii="TH SarabunPSK" w:hAnsi="TH SarabunPSK" w:cs="TH SarabunPSK"/>
-                <w:sz w:val="24"/>
+                <w:sz w:val="32"/>
                 <w:szCs w:val="24"/>
               </w:rPr>
               <w:t>0 egg/</w:t>
@@ -1021,7 +935,7 @@
             <w:r>
               <w:rPr>
                 <w:rFonts w:ascii="TH SarabunPSK" w:hAnsi="TH SarabunPSK" w:cs="TH SarabunPSK" w:hint="cs"/>
-                <w:sz w:val="24"/>
+                <w:sz w:val="32"/>
                 <w:szCs w:val="24"/>
                 <w:cs/>
               </w:rPr>
@@ -1030,7 +944,7 @@
             <w:r>
               <w:rPr>
                 <w:rFonts w:ascii="TH SarabunPSK" w:hAnsi="TH SarabunPSK" w:cs="TH SarabunPSK"/>
-                <w:sz w:val="24"/>
+                <w:sz w:val="32"/>
                 <w:szCs w:val="24"/>
               </w:rPr>
               <w:t xml:space="preserve">    : </w:t>
@@ -1038,7 +952,7 @@
             <w:r>
               <w:rPr>
                 <w:rFonts w:ascii="TH SarabunPSK" w:hAnsi="TH SarabunPSK" w:cs="TH SarabunPSK"/>
-                <w:sz w:val="24"/>
+                <w:sz w:val="32"/>
                 <w:szCs w:val="24"/>
               </w:rPr>
               <w:t xml:space="preserve"> N</w:t>
@@ -1046,7 +960,7 @@
             <w:r>
               <w:rPr>
                 <w:rFonts w:ascii="TH SarabunPSK" w:hAnsi="TH SarabunPSK" w:cs="TH SarabunPSK"/>
-                <w:sz w:val="24"/>
+                <w:sz w:val="32"/>
                 <w:szCs w:val="24"/>
               </w:rPr>
               <w:t>ot found(NF)</w:t>
@@ -1054,7 +968,7 @@
             <w:r>
               <w:rPr>
                 <w:rFonts w:ascii="TH SarabunPSK" w:hAnsi="TH SarabunPSK" w:cs="TH SarabunPSK"/>
-                <w:sz w:val="24"/>
+                <w:sz w:val="32"/>
                 <w:szCs w:val="24"/>
               </w:rPr>
               <w:t xml:space="preserve">   1–10 egg/</w:t>
@@ -1062,7 +976,7 @@
             <w:r>
               <w:rPr>
                 <w:rFonts w:ascii="TH SarabunPSK" w:hAnsi="TH SarabunPSK" w:cs="TH SarabunPSK" w:hint="cs"/>
-                <w:sz w:val="24"/>
+                <w:sz w:val="32"/>
                 <w:szCs w:val="24"/>
                 <w:cs/>
               </w:rPr>
@@ -1071,7 +985,7 @@
             <w:r>
               <w:rPr>
                 <w:rFonts w:ascii="TH SarabunPSK" w:hAnsi="TH SarabunPSK" w:cs="TH SarabunPSK"/>
-                <w:sz w:val="24"/>
+                <w:sz w:val="32"/>
                 <w:szCs w:val="24"/>
               </w:rPr>
               <w:t xml:space="preserve">    : </w:t>
@@ -1079,7 +993,7 @@
             <w:r>
               <w:rPr>
                 <w:rFonts w:ascii="TH SarabunPSK" w:hAnsi="TH SarabunPSK" w:cs="TH SarabunPSK"/>
-                <w:sz w:val="24"/>
+                <w:sz w:val="32"/>
                 <w:szCs w:val="24"/>
                 <w:cs/>
               </w:rPr>
@@ -1088,7 +1002,7 @@
             <w:r>
               <w:rPr>
                 <w:rFonts w:ascii="TH SarabunPSK" w:hAnsi="TH SarabunPSK" w:cs="TH SarabunPSK"/>
-                <w:sz w:val="24"/>
+                <w:sz w:val="32"/>
                 <w:szCs w:val="24"/>
               </w:rPr>
               <w:t xml:space="preserve">     11-30 egg/</w:t>
@@ -1096,7 +1010,7 @@
             <w:r>
               <w:rPr>
                 <w:rFonts w:ascii="TH SarabunPSK" w:hAnsi="TH SarabunPSK" w:cs="TH SarabunPSK" w:hint="cs"/>
-                <w:sz w:val="24"/>
+                <w:sz w:val="32"/>
                 <w:szCs w:val="24"/>
                 <w:cs/>
               </w:rPr>
@@ -1105,7 +1019,7 @@
             <w:r>
               <w:rPr>
                 <w:rFonts w:ascii="TH SarabunPSK" w:hAnsi="TH SarabunPSK" w:cs="TH SarabunPSK"/>
-                <w:sz w:val="24"/>
+                <w:sz w:val="32"/>
                 <w:szCs w:val="24"/>
               </w:rPr>
               <w:t xml:space="preserve"> : 1+</w:t>
@@ -1113,7 +1027,7 @@
             <w:r>
               <w:rPr>
                 <w:rFonts w:ascii="TH SarabunPSK" w:hAnsi="TH SarabunPSK" w:cs="TH SarabunPSK"/>
-                <w:sz w:val="24"/>
+                <w:sz w:val="32"/>
                 <w:szCs w:val="24"/>
               </w:rPr>
               <w:t xml:space="preserve">     </w:t>
@@ -1121,7 +1035,7 @@
             <w:r>
               <w:rPr>
                 <w:rFonts w:ascii="TH SarabunPSK" w:hAnsi="TH SarabunPSK" w:cs="TH SarabunPSK"/>
-                <w:sz w:val="24"/>
+                <w:sz w:val="32"/>
                 <w:szCs w:val="24"/>
               </w:rPr>
               <w:t>31–50 egg/</w:t>
@@ -1129,7 +1043,7 @@
             <w:r>
               <w:rPr>
                 <w:rFonts w:ascii="TH SarabunPSK" w:hAnsi="TH SarabunPSK" w:cs="TH SarabunPSK" w:hint="cs"/>
-                <w:sz w:val="24"/>
+                <w:sz w:val="32"/>
                 <w:szCs w:val="24"/>
                 <w:cs/>
               </w:rPr>
@@ -1138,7 +1052,7 @@
             <w:r>
               <w:rPr>
                 <w:rFonts w:ascii="TH SarabunPSK" w:hAnsi="TH SarabunPSK" w:cs="TH SarabunPSK"/>
-                <w:sz w:val="24"/>
+                <w:sz w:val="32"/>
                 <w:szCs w:val="24"/>
               </w:rPr>
               <w:t xml:space="preserve"> : 2+</w:t>
@@ -1146,7 +1060,7 @@
             <w:r>
               <w:rPr>
                 <w:rFonts w:ascii="TH SarabunPSK" w:hAnsi="TH SarabunPSK" w:cs="TH SarabunPSK"/>
-                <w:sz w:val="24"/>
+                <w:sz w:val="32"/>
                 <w:szCs w:val="24"/>
               </w:rPr>
               <w:t xml:space="preserve">  </w:t>
@@ -1154,7 +1068,7 @@
             <w:r>
               <w:rPr>
                 <w:rFonts w:ascii="TH SarabunPSK" w:hAnsi="TH SarabunPSK" w:cs="TH SarabunPSK"/>
-                <w:sz w:val="24"/>
+                <w:sz w:val="32"/>
                 <w:szCs w:val="24"/>
               </w:rPr>
               <w:t xml:space="preserve"> 51–80 egg/</w:t>
@@ -1162,7 +1076,7 @@
             <w:r>
               <w:rPr>
                 <w:rFonts w:ascii="TH SarabunPSK" w:hAnsi="TH SarabunPSK" w:cs="TH SarabunPSK" w:hint="cs"/>
-                <w:sz w:val="24"/>
+                <w:sz w:val="32"/>
                 <w:szCs w:val="24"/>
                 <w:cs/>
               </w:rPr>
@@ -1171,7 +1085,7 @@
             <w:r>
               <w:rPr>
                 <w:rFonts w:ascii="TH SarabunPSK" w:hAnsi="TH SarabunPSK" w:cs="TH SarabunPSK"/>
-                <w:sz w:val="24"/>
+                <w:sz w:val="32"/>
                 <w:szCs w:val="24"/>
               </w:rPr>
               <w:t xml:space="preserve"> : 3</w:t>
@@ -1179,7 +1093,7 @@
             <w:r>
               <w:rPr>
                 <w:rFonts w:ascii="TH SarabunPSK" w:hAnsi="TH SarabunPSK" w:cs="TH SarabunPSK"/>
-                <w:sz w:val="24"/>
+                <w:sz w:val="32"/>
                 <w:szCs w:val="24"/>
               </w:rPr>
               <w:t xml:space="preserve">+   </w:t>
@@ -1187,7 +1101,7 @@
             <w:r>
               <w:rPr>
                 <w:rFonts w:ascii="TH SarabunPSK" w:hAnsi="TH SarabunPSK" w:cs="TH SarabunPSK"/>
-                <w:sz w:val="24"/>
+                <w:sz w:val="32"/>
                 <w:szCs w:val="24"/>
               </w:rPr>
               <w:t xml:space="preserve"> &gt;80 egg  : 4+</w:t>
@@ -1195,7 +1109,7 @@
             <w:r>
               <w:rPr>
                 <w:rFonts w:ascii="TH SarabunPSK" w:hAnsi="TH SarabunPSK" w:cs="TH SarabunPSK"/>
-                <w:sz w:val="24"/>
+                <w:sz w:val="32"/>
                 <w:szCs w:val="24"/>
               </w:rPr>
               <w:tab/>
@@ -1238,6 +1152,7 @@
                 <w:rFonts w:ascii="TH SarabunPSK" w:hAnsi="TH SarabunPSK" w:cs="TH SarabunPSK"/>
                 <w:b/>
                 <w:bCs/>
+                <w:sz w:val="32"/>
                 <w:cs/>
               </w:rPr>
               <w:t>หมายเหตุ:</w:t>
@@ -1245,7 +1160,7 @@
             <w:r>
               <w:rPr>
                 <w:rFonts w:ascii="TH SarabunPSK" w:hAnsi="TH SarabunPSK" w:cs="TH SarabunPSK"/>
-                <w:sz w:val="28"/>
+                <w:sz w:val="32"/>
                 <w:cs/>
               </w:rPr>
               <w:t xml:space="preserve">*ใช้ </w:t>
@@ -1253,14 +1168,14 @@
             <w:r>
               <w:rPr>
                 <w:rFonts w:ascii="TH SarabunPSK" w:hAnsi="TH SarabunPSK" w:cs="TH SarabunPSK"/>
-                <w:sz w:val="28"/>
+                <w:sz w:val="32"/>
               </w:rPr>
               <w:t xml:space="preserve">ZnSo4 </w:t>
             </w:r>
             <w:r>
               <w:rPr>
                 <w:rFonts w:ascii="TH SarabunPSK" w:hAnsi="TH SarabunPSK" w:cs="TH SarabunPSK"/>
-                <w:sz w:val="28"/>
+                <w:sz w:val="32"/>
                 <w:cs/>
               </w:rPr>
               <w:t xml:space="preserve">เป็น </w:t>
@@ -1268,7 +1183,7 @@
             <w:r>
               <w:rPr>
                 <w:rFonts w:ascii="TH SarabunPSK" w:hAnsi="TH SarabunPSK" w:cs="TH SarabunPSK"/>
-                <w:sz w:val="28"/>
+                <w:sz w:val="32"/>
               </w:rPr>
               <w:t>floating solution</w:t>
             </w:r>
@@ -2616,11 +2531,10 @@
     <w:sig w:usb0="E0002EFF" w:usb1="C000785B" w:usb2="00000009" w:usb3="00000000" w:csb0="000001FF" w:csb1="00000000"/>
   </w:font>
   <w:font w:name="TH SarabunPSK">
-    <w:panose1 w:val="020B0500040200020003"/>
-    <w:charset w:val="00"/>
+    <w:charset w:val="DE"/>
     <w:family w:val="swiss"/>
     <w:pitch w:val="variable"/>
-    <w:sig w:usb0="A100006F" w:usb1="5000205A" w:usb2="00000000" w:usb3="00000000" w:csb0="00010183" w:csb1="00000000"/>
+    <w:sig w:usb0="01000003" w:usb1="00000000" w:usb2="00000000" w:usb3="00000000" w:csb0="00010111" w:csb1="00000000"/>
   </w:font>
   <w:font w:name="Calibri Light">
     <w:panose1 w:val="020F0302020204030204"/>
@@ -2672,10 +2586,13 @@
     <w:rsid w:val="000A7671"/>
     <w:rsid w:val="000B6387"/>
     <w:rsid w:val="000E2E06"/>
+    <w:rsid w:val="0011506F"/>
     <w:rsid w:val="00130EEB"/>
     <w:rsid w:val="00190C75"/>
     <w:rsid w:val="001A04A5"/>
+    <w:rsid w:val="001B7F8E"/>
     <w:rsid w:val="002053C2"/>
+    <w:rsid w:val="002C0C0D"/>
     <w:rsid w:val="00311932"/>
     <w:rsid w:val="00361FA9"/>
     <w:rsid w:val="0037348A"/>
@@ -2696,13 +2613,16 @@
     <w:rsid w:val="00697A94"/>
     <w:rsid w:val="006E7631"/>
     <w:rsid w:val="00722558"/>
+    <w:rsid w:val="00724B91"/>
     <w:rsid w:val="007C4B15"/>
+    <w:rsid w:val="008755CF"/>
     <w:rsid w:val="00875B6F"/>
     <w:rsid w:val="008D27D4"/>
     <w:rsid w:val="00925510"/>
     <w:rsid w:val="009523CF"/>
     <w:rsid w:val="0095752D"/>
     <w:rsid w:val="00986D1E"/>
+    <w:rsid w:val="009A4B7E"/>
     <w:rsid w:val="009B6D2F"/>
     <w:rsid w:val="009C3775"/>
     <w:rsid w:val="009F611E"/>
@@ -2710,6 +2630,7 @@
     <w:rsid w:val="00A47266"/>
     <w:rsid w:val="00A51144"/>
     <w:rsid w:val="00A644E2"/>
+    <w:rsid w:val="00A6658C"/>
     <w:rsid w:val="00A720D2"/>
     <w:rsid w:val="00AA3B08"/>
     <w:rsid w:val="00AE2D21"/>
@@ -2720,6 +2641,7 @@
     <w:rsid w:val="00B863BE"/>
     <w:rsid w:val="00BB00F2"/>
     <w:rsid w:val="00C00DD0"/>
+    <w:rsid w:val="00C315DD"/>
     <w:rsid w:val="00C33A66"/>
     <w:rsid w:val="00C37A58"/>
     <w:rsid w:val="00C92391"/>
